--- a/data/outputs/v2/Maths/SS2.4_Surface_Area_and_Volume_of_Solids/Mathematics_Surface_Area_and_Volume_of_Solids_FinalExplanation.docx
+++ b/data/outputs/v2/Maths/SS2.4_Surface_Area_and_Volume_of_Solids/Mathematics_Surface_Area_and_Volume_of_Solids_FinalExplanation.docx
@@ -38,6 +38,177 @@
           <w:szCs w:val="22"/>
         </w:rPr>
         <w:t xml:space="preserve">Student Assessment Document</w:t>
+      </w:r>
+    </w:p>
+    <w:p>
+      <w:pPr>
+        <w:spacing w:after="80" w:before="120"/>
+      </w:pPr>
+      <w:r>
+        <w:rPr>
+          <w:rFonts w:ascii="Arial" w:cs="Arial" w:eastAsia="Arial" w:hAnsi="Arial"/>
+          <w:b/>
+          <w:bCs/>
+          <w:color w:val="1F3864"/>
+          <w:sz w:val="20"/>
+          <w:szCs w:val="20"/>
+        </w:rPr>
+        <w:t xml:space="preserve">ATTRIBUTION AND LICENSING</w:t>
+      </w:r>
+    </w:p>
+    <w:p>
+      <w:pPr>
+        <w:spacing w:after="60" w:before="0"/>
+      </w:pPr>
+      <w:r>
+        <w:rPr>
+          <w:rFonts w:ascii="Arial" w:cs="Arial" w:eastAsia="Arial" w:hAnsi="Arial"/>
+          <w:b/>
+          <w:bCs/>
+          <w:sz w:val="17"/>
+          <w:szCs w:val="17"/>
+        </w:rPr>
+        <w:t xml:space="preserve">Curriculum Alignment: </w:t>
+      </w:r>
+      <w:r>
+        <w:rPr>
+          <w:rFonts w:ascii="Arial" w:cs="Arial" w:eastAsia="Arial" w:hAnsi="Arial"/>
+          <w:sz w:val="17"/>
+          <w:szCs w:val="17"/>
+        </w:rPr>
+        <w:t xml:space="preserve">Structured in pedagogical alignment with the competence-based curriculum format and learning outcomes established by the Kenya Institute of Curriculum Development (KICD). This material is independently developed and is not officially endorsed or published by KICD.</w:t>
+      </w:r>
+    </w:p>
+    <w:p>
+      <w:pPr>
+        <w:spacing w:after="60" w:before="0"/>
+      </w:pPr>
+      <w:r>
+        <w:rPr>
+          <w:rFonts w:ascii="Arial" w:cs="Arial" w:eastAsia="Arial" w:hAnsi="Arial"/>
+          <w:b/>
+          <w:bCs/>
+          <w:sz w:val="17"/>
+          <w:szCs w:val="17"/>
+        </w:rPr>
+        <w:t xml:space="preserve">Content &amp; Pedagogy: </w:t>
+      </w:r>
+      <w:r>
+        <w:rPr>
+          <w:rFonts w:ascii="Arial" w:cs="Arial" w:eastAsia="Arial" w:hAnsi="Arial"/>
+          <w:sz w:val="17"/>
+          <w:szCs w:val="17"/>
+        </w:rPr>
+        <w:t xml:space="preserve">Developed and adapted by the educator team at SeaVuria (registered 501(c)(3) in the United States and registered NGO in Kenya, No. 872-850A-BF11), who designed the pedagogical framework, lesson templates and exemplar lessons on which this material is based.</w:t>
+      </w:r>
+    </w:p>
+    <w:p>
+      <w:pPr>
+        <w:spacing w:after="60" w:before="0"/>
+      </w:pPr>
+      <w:r>
+        <w:rPr>
+          <w:rFonts w:ascii="Arial" w:cs="Arial" w:eastAsia="Arial" w:hAnsi="Arial"/>
+          <w:b/>
+          <w:bCs/>
+          <w:sz w:val="17"/>
+          <w:szCs w:val="17"/>
+        </w:rPr>
+        <w:t xml:space="preserve">Production &amp; Layout: </w:t>
+      </w:r>
+      <w:r>
+        <w:rPr>
+          <w:rFonts w:ascii="Arial" w:cs="Arial" w:eastAsia="Arial" w:hAnsi="Arial"/>
+          <w:sz w:val="17"/>
+          <w:szCs w:val="17"/>
+        </w:rPr>
+        <w:t xml:space="preserve">Educational design and curriculum sequencing by SeaVuria. Technical layout, structural formatting, and digital optimization/implementation executed in partnership with ARES Education (registered 501(c)(3) in the United States and Canada (as Afretech Aid) and registered NGO in Kenya), with lesson drafting and compilation assisted by AI (Claude, Anthropic).</w:t>
+      </w:r>
+    </w:p>
+    <w:p>
+      <w:pPr>
+        <w:pBdr>
+          <w:bottom w:val="single" w:color="1F3864" w:sz="6" w:space="6"/>
+        </w:pBdr>
+        <w:spacing w:after="60" w:before="0"/>
+      </w:pPr>
+      <w:r>
+        <w:rPr>
+          <w:rFonts w:ascii="Arial" w:cs="Arial" w:eastAsia="Arial" w:hAnsi="Arial"/>
+          <w:b/>
+          <w:bCs/>
+          <w:sz w:val="17"/>
+          <w:szCs w:val="17"/>
+        </w:rPr>
+        <w:t xml:space="preserve">Licensing &amp; Copyright: </w:t>
+      </w:r>
+      <w:r>
+        <w:rPr>
+          <w:rFonts w:ascii="Arial" w:cs="Arial" w:eastAsia="Arial" w:hAnsi="Arial"/>
+          <w:sz w:val="17"/>
+          <w:szCs w:val="17"/>
+        </w:rPr>
+        <w:t xml:space="preserve">© 2026 SeaVuria and ARES. This work is licensed under a </w:t>
+      </w:r>
+      <w:hyperlink w:history="1" r:id="rIdeyqi0t5mzi4zig5c4c81y">
+        <w:r>
+          <w:rPr>
+            <w:rFonts w:ascii="Arial" w:cs="Arial" w:eastAsia="Arial" w:hAnsi="Arial"/>
+            <w:color w:val="1F6B75"/>
+            <w:sz w:val="17"/>
+            <w:szCs w:val="17"/>
+            <w:u w:val="single" w:color="1F6B75"/>
+          </w:rPr>
+          <w:t xml:space="preserve">Creative Commons Attribution-NonCommercial 4.0 International License</w:t>
+        </w:r>
+      </w:hyperlink>
+      <w:r>
+        <w:rPr>
+          <w:rFonts w:ascii="Arial" w:cs="Arial" w:eastAsia="Arial" w:hAnsi="Arial"/>
+          <w:sz w:val="17"/>
+          <w:szCs w:val="17"/>
+        </w:rPr>
+        <w:t xml:space="preserve"> (</w:t>
+      </w:r>
+      <w:hyperlink w:history="1" r:id="rId993eash95adcvblygtsza">
+        <w:r>
+          <w:rPr>
+            <w:rFonts w:ascii="Arial" w:cs="Arial" w:eastAsia="Arial" w:hAnsi="Arial"/>
+            <w:color w:val="1F6B75"/>
+            <w:sz w:val="17"/>
+            <w:szCs w:val="17"/>
+            <w:u w:val="single" w:color="1F6B75"/>
+          </w:rPr>
+          <w:t xml:space="preserve">CC BY-NC 4.0</w:t>
+        </w:r>
+      </w:hyperlink>
+      <w:r>
+        <w:rPr>
+          <w:rFonts w:ascii="Arial" w:cs="Arial" w:eastAsia="Arial" w:hAnsi="Arial"/>
+          <w:sz w:val="17"/>
+          <w:szCs w:val="17"/>
+        </w:rPr>
+        <w:t xml:space="preserve">). To view a copy of this license, visit </w:t>
+      </w:r>
+      <w:hyperlink w:history="1" r:id="rIdxhxq0i0xu2df0vqcidupj">
+        <w:r>
+          <w:rPr>
+            <w:rFonts w:ascii="Arial" w:cs="Arial" w:eastAsia="Arial" w:hAnsi="Arial"/>
+            <w:color w:val="1F6B75"/>
+            <w:sz w:val="17"/>
+            <w:szCs w:val="17"/>
+            <w:u w:val="single" w:color="1F6B75"/>
+          </w:rPr>
+          <w:t xml:space="preserve">https://creativecommons.org/licenses/by-nc/4.0/</w:t>
+        </w:r>
+      </w:hyperlink>
+      <w:r>
+        <w:rPr>
+          <w:rFonts w:ascii="Arial" w:cs="Arial" w:eastAsia="Arial" w:hAnsi="Arial"/>
+          <w:sz w:val="17"/>
+          <w:szCs w:val="17"/>
+        </w:rPr>
+        <w:t xml:space="preserve">. You are free to copy, redistribute, and adapt this material in any medium or format, provided appropriate credit is given and the material is not used for commercial purposes. KICD learning outcomes and curriculum designations reproduced here for alignment purposes remain the property of KICD and are not covered by this license. Linked external resources (e.g. CK-12, Khan Academy, PhET) are subject to their own licenses.</w:t>
       </w:r>
     </w:p>
     <w:p>

--- a/data/outputs/v2/Maths/SS2.4_Surface_Area_and_Volume_of_Solids/Mathematics_Surface_Area_and_Volume_of_Solids_FinalExplanation.docx
+++ b/data/outputs/v2/Maths/SS2.4_Surface_Area_and_Volume_of_Solids/Mathematics_Surface_Area_and_Volume_of_Solids_FinalExplanation.docx
@@ -95,7 +95,7 @@
                 <w:sz w:val="22"/>
                 <w:szCs w:val="22"/>
               </w:rPr>
-              <w:t xml:space="preserve">FINAL EXPLANATION: MATHEMATICS GRADE 10 — SUB-STRAND 2.4: SURFACE AREA AND VOLUME OF SOLIDS</w:t>
+              <w:t xml:space="preserve">FINAL EXPLANATION: MATHEMATICS GRADE 10 – SUB-STRAND 2.4: SURFACE AREA AND VOLUME OF SOLIDS – FINAL EXPLANATION</w:t>
             </w:r>
           </w:p>
         </w:tc>
@@ -422,240 +422,7 @@
                 <w:sz w:val="18"/>
                 <w:szCs w:val="18"/>
               </w:rPr>
-              <w:t xml:space="preserve">This Final Explanation document is your opportunity to show everything you have learned across this unit. You are answering the driving question by drawing on evidence, calculations, and real-world reasoning — just like the Grade 10 students who visited the tank factory in Kisumu.</w:t>
-            </w:r>
-          </w:p>
-          <w:p>
-            <w:pPr>
-              <w:spacing w:after="40" w:before="0"/>
-              <w:jc w:val="left"/>
-            </w:pPr>
-            <w:r>
-              <w:rPr>
-                <w:rFonts w:ascii="Arial" w:cs="Arial" w:eastAsia="Arial" w:hAnsi="Arial"/>
-                <w:b w:val="false"/>
-                <w:bCs w:val="false"/>
-                <w:i w:val="false"/>
-                <w:iCs w:val="false"/>
-                <w:color w:val="000000"/>
-                <w:sz w:val="18"/>
-                <w:szCs w:val="18"/>
-              </w:rPr>
-              <w:t xml:space="preserve"/>
-            </w:r>
-          </w:p>
-          <w:p>
-            <w:pPr>
-              <w:spacing w:after="40" w:before="0"/>
-              <w:jc w:val="left"/>
-            </w:pPr>
-            <w:r>
-              <w:rPr>
-                <w:rFonts w:ascii="Arial" w:cs="Arial" w:eastAsia="Arial" w:hAnsi="Arial"/>
-                <w:b w:val="false"/>
-                <w:bCs w:val="false"/>
-                <w:i w:val="false"/>
-                <w:iCs w:val="false"/>
-                <w:color w:val="000000"/>
-                <w:sz w:val="18"/>
-                <w:szCs w:val="18"/>
-              </w:rPr>
-              <w:t xml:space="preserve">**Your Task:** Write a detailed, well-structured explanation that answers the driving question:</w:t>
-            </w:r>
-          </w:p>
-          <w:p>
-            <w:pPr>
-              <w:spacing w:after="40" w:before="0"/>
-              <w:jc w:val="left"/>
-            </w:pPr>
-            <w:r>
-              <w:rPr>
-                <w:rFonts w:ascii="Arial" w:cs="Arial" w:eastAsia="Arial" w:hAnsi="Arial"/>
-                <w:b w:val="false"/>
-                <w:bCs w:val="false"/>
-                <w:i w:val="false"/>
-                <w:iCs w:val="false"/>
-                <w:color w:val="000000"/>
-                <w:sz w:val="18"/>
-                <w:szCs w:val="18"/>
-              </w:rPr>
-              <w:t xml:space="preserve">*"How does the shape of a solid determine how much material is needed to build it and how much it can hold — and how do engineers and manufacturers in Kenya use this knowledge to design efficient, cost-effective structures?"*</w:t>
-            </w:r>
-          </w:p>
-          <w:p>
-            <w:pPr>
-              <w:spacing w:after="40" w:before="0"/>
-              <w:jc w:val="left"/>
-            </w:pPr>
-            <w:r>
-              <w:rPr>
-                <w:rFonts w:ascii="Arial" w:cs="Arial" w:eastAsia="Arial" w:hAnsi="Arial"/>
-                <w:b w:val="false"/>
-                <w:bCs w:val="false"/>
-                <w:i w:val="false"/>
-                <w:iCs w:val="false"/>
-                <w:color w:val="000000"/>
-                <w:sz w:val="18"/>
-                <w:szCs w:val="18"/>
-              </w:rPr>
-              <w:t xml:space="preserve"/>
-            </w:r>
-          </w:p>
-          <w:p>
-            <w:pPr>
-              <w:spacing w:after="40" w:before="0"/>
-              <w:jc w:val="left"/>
-            </w:pPr>
-            <w:r>
-              <w:rPr>
-                <w:rFonts w:ascii="Arial" w:cs="Arial" w:eastAsia="Arial" w:hAnsi="Arial"/>
-                <w:b w:val="false"/>
-                <w:bCs w:val="false"/>
-                <w:i w:val="false"/>
-                <w:iCs w:val="false"/>
-                <w:color w:val="000000"/>
-                <w:sz w:val="18"/>
-                <w:szCs w:val="18"/>
-              </w:rPr>
-              <w:t xml:space="preserve">**How to use this document:**</w:t>
-            </w:r>
-          </w:p>
-          <w:p>
-            <w:pPr>
-              <w:spacing w:after="30" w:before="0"/>
-              <w:ind w:left="360" w:hanging="180"/>
-              <w:jc w:val="left"/>
-            </w:pPr>
-            <w:r>
-              <w:rPr>
-                <w:rFonts w:ascii="Arial" w:cs="Arial" w:eastAsia="Arial" w:hAnsi="Arial"/>
-                <w:b w:val="false"/>
-                <w:bCs w:val="false"/>
-                <w:i w:val="false"/>
-                <w:iCs w:val="false"/>
-                <w:color w:val="000000"/>
-                <w:sz w:val="18"/>
-                <w:szCs w:val="18"/>
-              </w:rPr>
-              <w:t xml:space="preserve">–  Read each section prompt carefully before you write.</w:t>
-            </w:r>
-          </w:p>
-          <w:p>
-            <w:pPr>
-              <w:spacing w:after="30" w:before="0"/>
-              <w:ind w:left="360" w:hanging="180"/>
-              <w:jc w:val="left"/>
-            </w:pPr>
-            <w:r>
-              <w:rPr>
-                <w:rFonts w:ascii="Arial" w:cs="Arial" w:eastAsia="Arial" w:hAnsi="Arial"/>
-                <w:b w:val="false"/>
-                <w:bCs w:val="false"/>
-                <w:i w:val="false"/>
-                <w:iCs w:val="false"/>
-                <w:color w:val="000000"/>
-                <w:sz w:val="18"/>
-                <w:szCs w:val="18"/>
-              </w:rPr>
-              <w:t xml:space="preserve">–  Use the exemplar responses as a model for the depth, style, and accuracy expected of you.</w:t>
-            </w:r>
-          </w:p>
-          <w:p>
-            <w:pPr>
-              <w:spacing w:after="30" w:before="0"/>
-              <w:ind w:left="360" w:hanging="180"/>
-              <w:jc w:val="left"/>
-            </w:pPr>
-            <w:r>
-              <w:rPr>
-                <w:rFonts w:ascii="Arial" w:cs="Arial" w:eastAsia="Arial" w:hAnsi="Arial"/>
-                <w:b w:val="false"/>
-                <w:bCs w:val="false"/>
-                <w:i w:val="false"/>
-                <w:iCs w:val="false"/>
-                <w:color w:val="000000"/>
-                <w:sz w:val="18"/>
-                <w:szCs w:val="18"/>
-              </w:rPr>
-              <w:t xml:space="preserve">–  Each section builds on the previous one — treat your full response as one connected argument, not isolated answers.</w:t>
-            </w:r>
-          </w:p>
-          <w:p>
-            <w:pPr>
-              <w:spacing w:after="30" w:before="0"/>
-              <w:ind w:left="360" w:hanging="180"/>
-              <w:jc w:val="left"/>
-            </w:pPr>
-            <w:r>
-              <w:rPr>
-                <w:rFonts w:ascii="Arial" w:cs="Arial" w:eastAsia="Arial" w:hAnsi="Arial"/>
-                <w:b w:val="false"/>
-                <w:bCs w:val="false"/>
-                <w:i w:val="false"/>
-                <w:iCs w:val="false"/>
-                <w:color w:val="000000"/>
-                <w:sz w:val="18"/>
-                <w:szCs w:val="18"/>
-              </w:rPr>
-              <w:t xml:space="preserve">–  Include labelled diagrams, formulas, and worked calculations wherever they strengthen your explanation.</w:t>
-            </w:r>
-          </w:p>
-          <w:p>
-            <w:pPr>
-              <w:spacing w:after="30" w:before="0"/>
-              <w:ind w:left="360" w:hanging="180"/>
-              <w:jc w:val="left"/>
-            </w:pPr>
-            <w:r>
-              <w:rPr>
-                <w:rFonts w:ascii="Arial" w:cs="Arial" w:eastAsia="Arial" w:hAnsi="Arial"/>
-                <w:b w:val="false"/>
-                <w:bCs w:val="false"/>
-                <w:i w:val="false"/>
-                <w:iCs w:val="false"/>
-                <w:color w:val="000000"/>
-                <w:sz w:val="18"/>
-                <w:szCs w:val="18"/>
-              </w:rPr>
-              <w:t xml:space="preserve">–  Use Kenyan contexts (the Kisumu tank factory, Siaya County households, local manufacturers) to ground your answer in the real world.</w:t>
-            </w:r>
-          </w:p>
-          <w:p>
-            <w:pPr>
-              <w:spacing w:after="40" w:before="0"/>
-              <w:jc w:val="left"/>
-            </w:pPr>
-            <w:r>
-              <w:rPr>
-                <w:rFonts w:ascii="Arial" w:cs="Arial" w:eastAsia="Arial" w:hAnsi="Arial"/>
-                <w:b w:val="false"/>
-                <w:bCs w:val="false"/>
-                <w:i w:val="false"/>
-                <w:iCs w:val="false"/>
-                <w:color w:val="000000"/>
-                <w:sz w:val="18"/>
-                <w:szCs w:val="18"/>
-              </w:rPr>
-              <w:t xml:space="preserve"/>
-            </w:r>
-          </w:p>
-          <w:p>
-            <w:pPr>
-              <w:spacing w:after="40" w:before="0"/>
-              <w:jc w:val="left"/>
-            </w:pPr>
-            <w:r>
-              <w:rPr>
-                <w:rFonts w:ascii="Arial" w:cs="Arial" w:eastAsia="Arial" w:hAnsi="Arial"/>
-                <w:b w:val="false"/>
-                <w:bCs w:val="false"/>
-                <w:i w:val="false"/>
-                <w:iCs w:val="false"/>
-                <w:color w:val="000000"/>
-                <w:sz w:val="18"/>
-                <w:szCs w:val="18"/>
-              </w:rPr>
-              <w:t xml:space="preserve">**Length guide:** Aim for 600–900 words across all sections combined. Quality of reasoning matters more than length.</w:t>
+              <w:t xml:space="preserve">You have spent this sub-strand investigating the puzzle from the Kisumu water tank factory: two tanks that each hold 5,000 litres of water, yet the frustum tank uses less metal sheet than the cylinder-hemisphere tank. Use your notes, your formulae, your Comparison Table and your cumulative model to answer each question below. Write in full sentences, show your working where calculations are needed, and use the correct mathematical words (surface area, volume, slant height, net, composite solid, frustum). Use the data in the table in Section 1 whenever a question refers to it. Metal sheet costs KSh 850 per square metre.</w:t>
             </w:r>
           </w:p>
         </w:tc>
@@ -683,14 +450,12 @@
         <w:tblLayout w:type="fixed"/>
       </w:tblPr>
       <w:tblGrid>
-        <w:gridCol w:w="3000"/>
-        <w:gridCol w:w="10680"/>
+        <w:gridCol w:w="13680"/>
       </w:tblGrid>
       <w:tr>
         <w:tc>
           <w:tcPr>
             <w:tcW w:type="dxa" w:w="13680"/>
-            <w:gridSpan w:val="2"/>
             <w:shd w:fill="1F3864" w:color="auto" w:val="clear"/>
             <w:tcMar>
               <w:top w:type="dxa" w:w="60"/>
@@ -716,7 +481,7 @@
                 <w:sz w:val="22"/>
                 <w:szCs w:val="22"/>
               </w:rPr>
-              <w:t xml:space="preserve">Section 1: Defining the Problem — What Did the Students in Kisumu Actually Observe?</w:t>
+              <w:t xml:space="preserve">Section 1: Reading the evidence from the Kisumu factory</w:t>
             </w:r>
           </w:p>
         </w:tc>
@@ -724,7 +489,7 @@
       <w:tr>
         <w:tc>
           <w:tcPr>
-            <w:tcW w:type="dxa" w:w="3000"/>
+            <w:tcW w:type="dxa" w:w="13680"/>
             <w:shd w:fill="D9EEF1" w:color="auto" w:val="clear"/>
             <w:tcMar>
               <w:top w:type="dxa" w:w="60"/>
@@ -750,105 +515,441 @@
                 <w:sz w:val="18"/>
                 <w:szCs w:val="18"/>
               </w:rPr>
-              <w:t xml:space="preserve">In your own words, describe the puzzling observation the Grade 10 students made at the Kisumu tank factory. Your answer should:</w:t>
-            </w:r>
-          </w:p>
-          <w:p>
-            <w:pPr>
-              <w:spacing w:after="30" w:before="0"/>
-              <w:ind w:left="360" w:hanging="180"/>
-              <w:jc w:val="left"/>
-            </w:pPr>
-            <w:r>
-              <w:rPr>
-                <w:rFonts w:ascii="Arial" w:cs="Arial" w:eastAsia="Arial" w:hAnsi="Arial"/>
-                <w:b/>
-                <w:bCs/>
-                <w:i w:val="false"/>
-                <w:iCs w:val="false"/>
-                <w:color w:val="000000"/>
-                <w:sz w:val="18"/>
-                <w:szCs w:val="18"/>
-              </w:rPr>
-              <w:t xml:space="preserve">–  Clearly state what the two tank shapes are (composite cylinder-hemisphere and frustum).</w:t>
-            </w:r>
-          </w:p>
-          <w:p>
-            <w:pPr>
-              <w:spacing w:after="30" w:before="0"/>
-              <w:ind w:left="360" w:hanging="180"/>
-              <w:jc w:val="left"/>
-            </w:pPr>
-            <w:r>
-              <w:rPr>
-                <w:rFonts w:ascii="Arial" w:cs="Arial" w:eastAsia="Arial" w:hAnsi="Arial"/>
-                <w:b/>
-                <w:bCs/>
-                <w:i w:val="false"/>
-                <w:iCs w:val="false"/>
-                <w:color w:val="000000"/>
-                <w:sz w:val="18"/>
-                <w:szCs w:val="18"/>
-              </w:rPr>
-              <w:t xml:space="preserve">–  Explain what was the same about both tanks and what was different.</w:t>
-            </w:r>
-          </w:p>
-          <w:p>
-            <w:pPr>
-              <w:spacing w:after="30" w:before="0"/>
-              <w:ind w:left="360" w:hanging="180"/>
-              <w:jc w:val="left"/>
-            </w:pPr>
-            <w:r>
-              <w:rPr>
-                <w:rFonts w:ascii="Arial" w:cs="Arial" w:eastAsia="Arial" w:hAnsi="Arial"/>
-                <w:b/>
-                <w:bCs/>
-                <w:i w:val="false"/>
-                <w:iCs w:val="false"/>
-                <w:color w:val="000000"/>
-                <w:sz w:val="18"/>
-                <w:szCs w:val="18"/>
-              </w:rPr>
-              <w:t xml:space="preserve">–  State the scientific/mathematical question this observation raises.</w:t>
-            </w:r>
-          </w:p>
-          <w:p>
-            <w:pPr>
-              <w:spacing w:after="30" w:before="0"/>
-              <w:ind w:left="360" w:hanging="180"/>
-              <w:jc w:val="left"/>
-            </w:pPr>
-            <w:r>
-              <w:rPr>
-                <w:rFonts w:ascii="Arial" w:cs="Arial" w:eastAsia="Arial" w:hAnsi="Arial"/>
-                <w:b/>
-                <w:bCs/>
-                <w:i w:val="false"/>
-                <w:iCs w:val="false"/>
-                <w:color w:val="000000"/>
-                <w:sz w:val="18"/>
-                <w:szCs w:val="18"/>
-              </w:rPr>
-              <w:t xml:space="preserve">–  Use the correct mathematical vocabulary: surface area, volume, composite solid, frustum.</w:t>
-            </w:r>
-          </w:p>
-        </w:tc>
-        <w:tc>
-          <w:tcPr>
-            <w:tcW w:type="dxa" w:w="10680"/>
-            <w:shd w:fill="FFFFFF" w:color="auto" w:val="clear"/>
-            <w:tcMar>
-              <w:top w:type="dxa" w:w="60"/>
-              <w:left w:type="dxa" w:w="120"/>
-              <w:bottom w:type="dxa" w:w="60"/>
-              <w:right w:type="dxa" w:w="120"/>
-            </w:tcMar>
-            <w:vAlign w:val="top"/>
-          </w:tcPr>
-          <w:p>
-            <w:pPr>
-              <w:spacing w:after="40" w:before="0"/>
+              <w:t xml:space="preserve">The table below shows the results you calculated for the two tanks made at the Kisumu factory for households in Siaya County.</w:t>
+            </w:r>
+          </w:p>
+          <w:p>
+            <w:pPr>
+              <w:spacing w:after="40" w:before="0"/>
+              <w:jc w:val="left"/>
+            </w:pPr>
+            <w:r>
+              <w:rPr>
+                <w:rFonts w:ascii="Arial" w:cs="Arial" w:eastAsia="Arial" w:hAnsi="Arial"/>
+                <w:b/>
+                <w:bCs/>
+                <w:i w:val="false"/>
+                <w:iCs w:val="false"/>
+                <w:color w:val="000000"/>
+                <w:sz w:val="18"/>
+                <w:szCs w:val="18"/>
+              </w:rPr>
+              <w:t xml:space="preserve"/>
+            </w:r>
+          </w:p>
+          <w:tbl>
+            <w:tblPr>
+              <w:tblW w:type="dxa" w:w="13320"/>
+              <w:tblBorders>
+                <w:top w:val="single" w:color="AAAAAA" w:sz="4"/>
+                <w:left w:val="single" w:color="AAAAAA" w:sz="4"/>
+                <w:bottom w:val="single" w:color="AAAAAA" w:sz="4"/>
+                <w:right w:val="single" w:color="AAAAAA" w:sz="4"/>
+                <w:insideH w:val="single" w:color="auto" w:sz="4"/>
+                <w:insideV w:val="single" w:color="auto" w:sz="4"/>
+              </w:tblBorders>
+              <w:tblLayout w:type="fixed"/>
+            </w:tblPr>
+            <w:tblGrid>
+              <w:gridCol w:w="3330"/>
+              <w:gridCol w:w="3330"/>
+              <w:gridCol w:w="3330"/>
+              <w:gridCol w:w="3330"/>
+            </w:tblGrid>
+            <w:tr>
+              <w:tc>
+                <w:tcPr>
+                  <w:tcW w:type="dxa" w:w="3330"/>
+                  <w:shd w:fill="D5E8F0" w:color="auto" w:val="clear"/>
+                  <w:tcMar>
+                    <w:top w:type="dxa" w:w="60"/>
+                    <w:left w:type="dxa" w:w="120"/>
+                    <w:bottom w:type="dxa" w:w="60"/>
+                    <w:right w:type="dxa" w:w="120"/>
+                  </w:tcMar>
+                  <w:vAlign w:val="top"/>
+                </w:tcPr>
+                <w:p>
+                  <w:pPr>
+                    <w:spacing w:after="40" w:before="0"/>
+                    <w:jc w:val="left"/>
+                  </w:pPr>
+                  <w:r>
+                    <w:rPr>
+                      <w:rFonts w:ascii="Arial" w:cs="Arial" w:eastAsia="Arial" w:hAnsi="Arial"/>
+                      <w:b/>
+                      <w:bCs/>
+                      <w:i w:val="false"/>
+                      <w:iCs w:val="false"/>
+                      <w:color w:val="000000"/>
+                      <w:sz w:val="18"/>
+                      <w:szCs w:val="18"/>
+                    </w:rPr>
+                    <w:t xml:space="preserve">Tank design</w:t>
+                  </w:r>
+                </w:p>
+              </w:tc>
+              <w:tc>
+                <w:tcPr>
+                  <w:tcW w:type="dxa" w:w="3330"/>
+                  <w:shd w:fill="D5E8F0" w:color="auto" w:val="clear"/>
+                  <w:tcMar>
+                    <w:top w:type="dxa" w:w="60"/>
+                    <w:left w:type="dxa" w:w="120"/>
+                    <w:bottom w:type="dxa" w:w="60"/>
+                    <w:right w:type="dxa" w:w="120"/>
+                  </w:tcMar>
+                  <w:vAlign w:val="top"/>
+                </w:tcPr>
+                <w:p>
+                  <w:pPr>
+                    <w:spacing w:after="40" w:before="0"/>
+                    <w:jc w:val="left"/>
+                  </w:pPr>
+                  <w:r>
+                    <w:rPr>
+                      <w:rFonts w:ascii="Arial" w:cs="Arial" w:eastAsia="Arial" w:hAnsi="Arial"/>
+                      <w:b/>
+                      <w:bCs/>
+                      <w:i w:val="false"/>
+                      <w:iCs w:val="false"/>
+                      <w:color w:val="000000"/>
+                      <w:sz w:val="18"/>
+                      <w:szCs w:val="18"/>
+                    </w:rPr>
+                    <w:t xml:space="preserve">Volume of water held</w:t>
+                  </w:r>
+                </w:p>
+              </w:tc>
+              <w:tc>
+                <w:tcPr>
+                  <w:tcW w:type="dxa" w:w="3330"/>
+                  <w:shd w:fill="D5E8F0" w:color="auto" w:val="clear"/>
+                  <w:tcMar>
+                    <w:top w:type="dxa" w:w="60"/>
+                    <w:left w:type="dxa" w:w="120"/>
+                    <w:bottom w:type="dxa" w:w="60"/>
+                    <w:right w:type="dxa" w:w="120"/>
+                  </w:tcMar>
+                  <w:vAlign w:val="top"/>
+                </w:tcPr>
+                <w:p>
+                  <w:pPr>
+                    <w:spacing w:after="40" w:before="0"/>
+                    <w:jc w:val="left"/>
+                  </w:pPr>
+                  <w:r>
+                    <w:rPr>
+                      <w:rFonts w:ascii="Arial" w:cs="Arial" w:eastAsia="Arial" w:hAnsi="Arial"/>
+                      <w:b/>
+                      <w:bCs/>
+                      <w:i w:val="false"/>
+                      <w:iCs w:val="false"/>
+                      <w:color w:val="000000"/>
+                      <w:sz w:val="18"/>
+                      <w:szCs w:val="18"/>
+                    </w:rPr>
+                    <w:t xml:space="preserve">Total surface area</w:t>
+                  </w:r>
+                </w:p>
+              </w:tc>
+              <w:tc>
+                <w:tcPr>
+                  <w:tcW w:type="dxa" w:w="3330"/>
+                  <w:shd w:fill="D5E8F0" w:color="auto" w:val="clear"/>
+                  <w:tcMar>
+                    <w:top w:type="dxa" w:w="60"/>
+                    <w:left w:type="dxa" w:w="120"/>
+                    <w:bottom w:type="dxa" w:w="60"/>
+                    <w:right w:type="dxa" w:w="120"/>
+                  </w:tcMar>
+                  <w:vAlign w:val="top"/>
+                </w:tcPr>
+                <w:p>
+                  <w:pPr>
+                    <w:spacing w:after="40" w:before="0"/>
+                    <w:jc w:val="left"/>
+                  </w:pPr>
+                  <w:r>
+                    <w:rPr>
+                      <w:rFonts w:ascii="Arial" w:cs="Arial" w:eastAsia="Arial" w:hAnsi="Arial"/>
+                      <w:b/>
+                      <w:bCs/>
+                      <w:i w:val="false"/>
+                      <w:iCs w:val="false"/>
+                      <w:color w:val="000000"/>
+                      <w:sz w:val="18"/>
+                      <w:szCs w:val="18"/>
+                    </w:rPr>
+                    <w:t xml:space="preserve">Metal sheet cost at KSh 850 per m²</w:t>
+                  </w:r>
+                </w:p>
+              </w:tc>
+            </w:tr>
+            <w:tr>
+              <w:tc>
+                <w:tcPr>
+                  <w:tcW w:type="dxa" w:w="3330"/>
+                  <w:shd w:fill="FFFFFF" w:color="auto" w:val="clear"/>
+                  <w:tcMar>
+                    <w:top w:type="dxa" w:w="60"/>
+                    <w:left w:type="dxa" w:w="120"/>
+                    <w:bottom w:type="dxa" w:w="60"/>
+                    <w:right w:type="dxa" w:w="120"/>
+                  </w:tcMar>
+                  <w:vAlign w:val="top"/>
+                </w:tcPr>
+                <w:p>
+                  <w:pPr>
+                    <w:spacing w:after="40" w:before="0"/>
+                    <w:jc w:val="left"/>
+                  </w:pPr>
+                  <w:r>
+                    <w:rPr>
+                      <w:rFonts w:ascii="Arial" w:cs="Arial" w:eastAsia="Arial" w:hAnsi="Arial"/>
+                      <w:b w:val="false"/>
+                      <w:bCs w:val="false"/>
+                      <w:i w:val="false"/>
+                      <w:iCs w:val="false"/>
+                      <w:color w:val="000000"/>
+                      <w:sz w:val="18"/>
+                      <w:szCs w:val="18"/>
+                    </w:rPr>
+                    <w:t xml:space="preserve">Cylinder with hemispherical lid</w:t>
+                  </w:r>
+                </w:p>
+              </w:tc>
+              <w:tc>
+                <w:tcPr>
+                  <w:tcW w:type="dxa" w:w="3330"/>
+                  <w:shd w:fill="FFFFFF" w:color="auto" w:val="clear"/>
+                  <w:tcMar>
+                    <w:top w:type="dxa" w:w="60"/>
+                    <w:left w:type="dxa" w:w="120"/>
+                    <w:bottom w:type="dxa" w:w="60"/>
+                    <w:right w:type="dxa" w:w="120"/>
+                  </w:tcMar>
+                  <w:vAlign w:val="top"/>
+                </w:tcPr>
+                <w:p>
+                  <w:pPr>
+                    <w:spacing w:after="40" w:before="0"/>
+                    <w:jc w:val="left"/>
+                  </w:pPr>
+                  <w:r>
+                    <w:rPr>
+                      <w:rFonts w:ascii="Arial" w:cs="Arial" w:eastAsia="Arial" w:hAnsi="Arial"/>
+                      <w:b w:val="false"/>
+                      <w:bCs w:val="false"/>
+                      <w:i w:val="false"/>
+                      <w:iCs w:val="false"/>
+                      <w:color w:val="000000"/>
+                      <w:sz w:val="18"/>
+                      <w:szCs w:val="18"/>
+                    </w:rPr>
+                    <w:t xml:space="preserve">approx. 5,000 litres</w:t>
+                  </w:r>
+                </w:p>
+              </w:tc>
+              <w:tc>
+                <w:tcPr>
+                  <w:tcW w:type="dxa" w:w="3330"/>
+                  <w:shd w:fill="FFFFFF" w:color="auto" w:val="clear"/>
+                  <w:tcMar>
+                    <w:top w:type="dxa" w:w="60"/>
+                    <w:left w:type="dxa" w:w="120"/>
+                    <w:bottom w:type="dxa" w:w="60"/>
+                    <w:right w:type="dxa" w:w="120"/>
+                  </w:tcMar>
+                  <w:vAlign w:val="top"/>
+                </w:tcPr>
+                <w:p>
+                  <w:pPr>
+                    <w:spacing w:after="40" w:before="0"/>
+                    <w:jc w:val="left"/>
+                  </w:pPr>
+                  <w:r>
+                    <w:rPr>
+                      <w:rFonts w:ascii="Arial" w:cs="Arial" w:eastAsia="Arial" w:hAnsi="Arial"/>
+                      <w:b w:val="false"/>
+                      <w:bCs w:val="false"/>
+                      <w:i w:val="false"/>
+                      <w:iCs w:val="false"/>
+                      <w:color w:val="000000"/>
+                      <w:sz w:val="18"/>
+                      <w:szCs w:val="18"/>
+                    </w:rPr>
+                    <w:t xml:space="preserve">approx. 16.09 m²</w:t>
+                  </w:r>
+                </w:p>
+              </w:tc>
+              <w:tc>
+                <w:tcPr>
+                  <w:tcW w:type="dxa" w:w="3330"/>
+                  <w:shd w:fill="FFFFFF" w:color="auto" w:val="clear"/>
+                  <w:tcMar>
+                    <w:top w:type="dxa" w:w="60"/>
+                    <w:left w:type="dxa" w:w="120"/>
+                    <w:bottom w:type="dxa" w:w="60"/>
+                    <w:right w:type="dxa" w:w="120"/>
+                  </w:tcMar>
+                  <w:vAlign w:val="top"/>
+                </w:tcPr>
+                <w:p>
+                  <w:pPr>
+                    <w:spacing w:after="40" w:before="0"/>
+                    <w:jc w:val="left"/>
+                  </w:pPr>
+                  <w:r>
+                    <w:rPr>
+                      <w:rFonts w:ascii="Arial" w:cs="Arial" w:eastAsia="Arial" w:hAnsi="Arial"/>
+                      <w:b w:val="false"/>
+                      <w:bCs w:val="false"/>
+                      <w:i w:val="false"/>
+                      <w:iCs w:val="false"/>
+                      <w:color w:val="000000"/>
+                      <w:sz w:val="18"/>
+                      <w:szCs w:val="18"/>
+                    </w:rPr>
+                    <w:t xml:space="preserve">approx. KSh 13,677</w:t>
+                  </w:r>
+                </w:p>
+              </w:tc>
+            </w:tr>
+            <w:tr>
+              <w:tc>
+                <w:tcPr>
+                  <w:tcW w:type="dxa" w:w="3330"/>
+                  <w:shd w:fill="FFFFFF" w:color="auto" w:val="clear"/>
+                  <w:tcMar>
+                    <w:top w:type="dxa" w:w="60"/>
+                    <w:left w:type="dxa" w:w="120"/>
+                    <w:bottom w:type="dxa" w:w="60"/>
+                    <w:right w:type="dxa" w:w="120"/>
+                  </w:tcMar>
+                  <w:vAlign w:val="top"/>
+                </w:tcPr>
+                <w:p>
+                  <w:pPr>
+                    <w:spacing w:after="40" w:before="0"/>
+                    <w:jc w:val="left"/>
+                  </w:pPr>
+                  <w:r>
+                    <w:rPr>
+                      <w:rFonts w:ascii="Arial" w:cs="Arial" w:eastAsia="Arial" w:hAnsi="Arial"/>
+                      <w:b w:val="false"/>
+                      <w:bCs w:val="false"/>
+                      <w:i w:val="false"/>
+                      <w:iCs w:val="false"/>
+                      <w:color w:val="000000"/>
+                      <w:sz w:val="18"/>
+                      <w:szCs w:val="18"/>
+                    </w:rPr>
+                    <w:t xml:space="preserve">Frustum</w:t>
+                  </w:r>
+                </w:p>
+              </w:tc>
+              <w:tc>
+                <w:tcPr>
+                  <w:tcW w:type="dxa" w:w="3330"/>
+                  <w:shd w:fill="FFFFFF" w:color="auto" w:val="clear"/>
+                  <w:tcMar>
+                    <w:top w:type="dxa" w:w="60"/>
+                    <w:left w:type="dxa" w:w="120"/>
+                    <w:bottom w:type="dxa" w:w="60"/>
+                    <w:right w:type="dxa" w:w="120"/>
+                  </w:tcMar>
+                  <w:vAlign w:val="top"/>
+                </w:tcPr>
+                <w:p>
+                  <w:pPr>
+                    <w:spacing w:after="40" w:before="0"/>
+                    <w:jc w:val="left"/>
+                  </w:pPr>
+                  <w:r>
+                    <w:rPr>
+                      <w:rFonts w:ascii="Arial" w:cs="Arial" w:eastAsia="Arial" w:hAnsi="Arial"/>
+                      <w:b w:val="false"/>
+                      <w:bCs w:val="false"/>
+                      <w:i w:val="false"/>
+                      <w:iCs w:val="false"/>
+                      <w:color w:val="000000"/>
+                      <w:sz w:val="18"/>
+                      <w:szCs w:val="18"/>
+                    </w:rPr>
+                    <w:t xml:space="preserve">approx. 5,000 litres</w:t>
+                  </w:r>
+                </w:p>
+              </w:tc>
+              <w:tc>
+                <w:tcPr>
+                  <w:tcW w:type="dxa" w:w="3330"/>
+                  <w:shd w:fill="FFFFFF" w:color="auto" w:val="clear"/>
+                  <w:tcMar>
+                    <w:top w:type="dxa" w:w="60"/>
+                    <w:left w:type="dxa" w:w="120"/>
+                    <w:bottom w:type="dxa" w:w="60"/>
+                    <w:right w:type="dxa" w:w="120"/>
+                  </w:tcMar>
+                  <w:vAlign w:val="top"/>
+                </w:tcPr>
+                <w:p>
+                  <w:pPr>
+                    <w:spacing w:after="40" w:before="0"/>
+                    <w:jc w:val="left"/>
+                  </w:pPr>
+                  <w:r>
+                    <w:rPr>
+                      <w:rFonts w:ascii="Arial" w:cs="Arial" w:eastAsia="Arial" w:hAnsi="Arial"/>
+                      <w:b w:val="false"/>
+                      <w:bCs w:val="false"/>
+                      <w:i w:val="false"/>
+                      <w:iCs w:val="false"/>
+                      <w:color w:val="000000"/>
+                      <w:sz w:val="18"/>
+                      <w:szCs w:val="18"/>
+                    </w:rPr>
+                    <w:t xml:space="preserve">approx. 7.03 m²</w:t>
+                  </w:r>
+                </w:p>
+              </w:tc>
+              <w:tc>
+                <w:tcPr>
+                  <w:tcW w:type="dxa" w:w="3330"/>
+                  <w:shd w:fill="FFFFFF" w:color="auto" w:val="clear"/>
+                  <w:tcMar>
+                    <w:top w:type="dxa" w:w="60"/>
+                    <w:left w:type="dxa" w:w="120"/>
+                    <w:bottom w:type="dxa" w:w="60"/>
+                    <w:right w:type="dxa" w:w="120"/>
+                  </w:tcMar>
+                  <w:vAlign w:val="top"/>
+                </w:tcPr>
+                <w:p>
+                  <w:pPr>
+                    <w:spacing w:after="40" w:before="0"/>
+                    <w:jc w:val="left"/>
+                  </w:pPr>
+                  <w:r>
+                    <w:rPr>
+                      <w:rFonts w:ascii="Arial" w:cs="Arial" w:eastAsia="Arial" w:hAnsi="Arial"/>
+                      <w:b w:val="false"/>
+                      <w:bCs w:val="false"/>
+                      <w:i w:val="false"/>
+                      <w:iCs w:val="false"/>
+                      <w:color w:val="000000"/>
+                      <w:sz w:val="18"/>
+                      <w:szCs w:val="18"/>
+                    </w:rPr>
+                    <w:t xml:space="preserve">approx. KSh 5,975</w:t>
+                  </w:r>
+                </w:p>
+              </w:tc>
+            </w:tr>
+          </w:tbl>
+          <w:p>
+            <w:pPr>
+              <w:spacing w:after="60" w:before="0"/>
               <w:jc w:val="left"/>
             </w:pPr>
             <w:r>
@@ -862,12 +963,69 @@
                 <w:sz w:val="18"/>
                 <w:szCs w:val="18"/>
               </w:rPr>
-              <w:t xml:space="preserve">When the Grade 10 students visited the water tank factory in Kisumu, they noticed something that seemed contradictory at first. The factory produced two different tank designs — a composite solid made of a cylinder topped with a hemispherical lid, and a frustum (a cone with its top cut off, wider at the base and narrower at the top). The manufacturer advertised both tanks as holding exactly 5,000 litres of water, meaning their volumes were equal. However, when the students looked more carefully, they could see that the frustum tank was made from noticeably less metal sheet than the composite cylinder-hemisphere tank.</w:t>
-            </w:r>
-          </w:p>
-          <w:p>
-            <w:pPr>
-              <w:spacing w:after="40" w:before="0"/>
+              <w:t xml:space="preserve"/>
+            </w:r>
+          </w:p>
+          <w:p>
+            <w:pPr>
+              <w:spacing w:after="40" w:before="0"/>
+              <w:jc w:val="left"/>
+            </w:pPr>
+            <w:r>
+              <w:rPr>
+                <w:rFonts w:ascii="Arial" w:cs="Arial" w:eastAsia="Arial" w:hAnsi="Arial"/>
+                <w:b/>
+                <w:bCs/>
+                <w:i w:val="false"/>
+                <w:iCs w:val="false"/>
+                <w:color w:val="000000"/>
+                <w:sz w:val="18"/>
+                <w:szCs w:val="18"/>
+              </w:rPr>
+              <w:t xml:space="preserve"/>
+            </w:r>
+          </w:p>
+          <w:p>
+            <w:pPr>
+              <w:spacing w:after="40" w:before="0"/>
+              <w:jc w:val="left"/>
+            </w:pPr>
+            <w:r>
+              <w:rPr>
+                <w:rFonts w:ascii="Arial" w:cs="Arial" w:eastAsia="Arial" w:hAnsi="Arial"/>
+                <w:b/>
+                <w:bCs/>
+                <w:i w:val="false"/>
+                <w:iCs w:val="false"/>
+                <w:color w:val="000000"/>
+                <w:sz w:val="18"/>
+                <w:szCs w:val="18"/>
+              </w:rPr>
+              <w:t xml:space="preserve">(a) Which tank needs less metal sheet? By roughly how many square metres, and by roughly how much money, does it differ from the other tank?</w:t>
+            </w:r>
+          </w:p>
+          <w:p>
+            <w:pPr>
+              <w:spacing w:after="40" w:before="0"/>
+              <w:jc w:val="left"/>
+            </w:pPr>
+            <w:r>
+              <w:rPr>
+                <w:rFonts w:ascii="Arial" w:cs="Arial" w:eastAsia="Arial" w:hAnsi="Arial"/>
+                <w:b/>
+                <w:bCs/>
+                <w:i w:val="false"/>
+                <w:iCs w:val="false"/>
+                <w:color w:val="000000"/>
+                <w:sz w:val="18"/>
+                <w:szCs w:val="18"/>
+              </w:rPr>
+              <w:t xml:space="preserve">(b) Explain in your own words why the students at the factory were puzzled. Use the words volume and surface area in your answer.</w:t>
+            </w:r>
+          </w:p>
+          <w:p>
+            <w:pPr>
+              <w:spacing w:after="60" w:before="0"/>
               <w:jc w:val="left"/>
             </w:pPr>
             <w:r>
@@ -884,6 +1042,24 @@
               <w:t xml:space="preserve"/>
             </w:r>
           </w:p>
+        </w:tc>
+      </w:tr>
+      <w:tr>
+        <w:trPr>
+          <w:trHeight w:val="4200" w:hRule="atLeast"/>
+        </w:trPr>
+        <w:tc>
+          <w:tcPr>
+            <w:tcW w:type="dxa" w:w="13680"/>
+            <w:shd w:fill="FFFFFF" w:color="auto" w:val="clear"/>
+            <w:tcMar>
+              <w:top w:type="dxa" w:w="60"/>
+              <w:left w:type="dxa" w:w="120"/>
+              <w:bottom w:type="dxa" w:w="60"/>
+              <w:right w:type="dxa" w:w="120"/>
+            </w:tcMar>
+            <w:vAlign w:val="top"/>
+          </w:tcPr>
           <w:p>
             <w:pPr>
               <w:spacing w:after="40" w:before="0"/>
@@ -894,13 +1070,13 @@
                 <w:rFonts w:ascii="Arial" w:cs="Arial" w:eastAsia="Arial" w:hAnsi="Arial"/>
                 <w:b w:val="false"/>
                 <w:bCs w:val="false"/>
-                <w:i w:val="false"/>
-                <w:iCs w:val="false"/>
-                <w:color w:val="000000"/>
-                <w:sz w:val="18"/>
-                <w:szCs w:val="18"/>
-              </w:rPr>
-              <w:t xml:space="preserve">This raised a clear mathematical question: if volume measures how much a solid can hold, and surface area measures how much material covers its outer surface, then two solids can have the same volume but different surface areas — depending entirely on their shape. The students realised they needed to investigate how changing the shape of a solid affects its surface area and volume independently of each other. This is the core mathematical idea that engineers and manufacturers in Kenya rely on when designing cost-effective storage tanks, grain silos, and water harvesting systems for communities in rural areas like Siaya County.</w:t>
+                <w:i/>
+                <w:iCs/>
+                <w:color w:val="808080"/>
+                <w:sz w:val="18"/>
+                <w:szCs w:val="18"/>
+              </w:rPr>
+              <w:t xml:space="preserve">Write your answer here:</w:t>
             </w:r>
           </w:p>
         </w:tc>
@@ -928,14 +1104,12 @@
         <w:tblLayout w:type="fixed"/>
       </w:tblPr>
       <w:tblGrid>
-        <w:gridCol w:w="3000"/>
-        <w:gridCol w:w="10680"/>
+        <w:gridCol w:w="13680"/>
       </w:tblGrid>
       <w:tr>
         <w:tc>
           <w:tcPr>
             <w:tcW w:type="dxa" w:w="13680"/>
-            <w:gridSpan w:val="2"/>
             <w:shd w:fill="1F3864" w:color="auto" w:val="clear"/>
             <w:tcMar>
               <w:top w:type="dxa" w:w="60"/>
@@ -961,7 +1135,7 @@
                 <w:sz w:val="22"/>
                 <w:szCs w:val="22"/>
               </w:rPr>
-              <w:t xml:space="preserve">Section 2: The Mathematics — Surface Area and Volume Formulas for Each Shape</w:t>
+              <w:t xml:space="preserve">Section 2: Why surface area and volume are independent</w:t>
             </w:r>
           </w:p>
         </w:tc>
@@ -969,7 +1143,7 @@
       <w:tr>
         <w:tc>
           <w:tcPr>
-            <w:tcW w:type="dxa" w:w="3000"/>
+            <w:tcW w:type="dxa" w:w="13680"/>
             <w:shd w:fill="D9EEF1" w:color="auto" w:val="clear"/>
             <w:tcMar>
               <w:top w:type="dxa" w:w="60"/>
@@ -995,93 +1169,56 @@
                 <w:sz w:val="18"/>
                 <w:szCs w:val="18"/>
               </w:rPr>
-              <w:t xml:space="preserve">Show that you understand the formulas needed to calculate the surface area and volume of both tank designs. Your answer should:</w:t>
-            </w:r>
-          </w:p>
-          <w:p>
-            <w:pPr>
-              <w:spacing w:after="30" w:before="0"/>
-              <w:ind w:left="360" w:hanging="180"/>
-              <w:jc w:val="left"/>
-            </w:pPr>
-            <w:r>
-              <w:rPr>
-                <w:rFonts w:ascii="Arial" w:cs="Arial" w:eastAsia="Arial" w:hAnsi="Arial"/>
-                <w:b/>
-                <w:bCs/>
-                <w:i w:val="false"/>
-                <w:iCs w:val="false"/>
-                <w:color w:val="000000"/>
-                <w:sz w:val="18"/>
-                <w:szCs w:val="18"/>
-              </w:rPr>
-              <w:t xml:space="preserve">–  State and explain the formulas for the total surface area and volume of (a) a composite cylinder-hemisphere solid and (b) a frustum.</w:t>
-            </w:r>
-          </w:p>
-          <w:p>
-            <w:pPr>
-              <w:spacing w:after="30" w:before="0"/>
-              <w:ind w:left="360" w:hanging="180"/>
-              <w:jc w:val="left"/>
-            </w:pPr>
-            <w:r>
-              <w:rPr>
-                <w:rFonts w:ascii="Arial" w:cs="Arial" w:eastAsia="Arial" w:hAnsi="Arial"/>
-                <w:b/>
-                <w:bCs/>
-                <w:i w:val="false"/>
-                <w:iCs w:val="false"/>
-                <w:color w:val="000000"/>
-                <w:sz w:val="18"/>
-                <w:szCs w:val="18"/>
-              </w:rPr>
-              <w:t xml:space="preserve">–  Define every variable in each formula (r, h, l, R, etc.).</w:t>
-            </w:r>
-          </w:p>
-          <w:p>
-            <w:pPr>
-              <w:spacing w:after="30" w:before="0"/>
-              <w:ind w:left="360" w:hanging="180"/>
-              <w:jc w:val="left"/>
-            </w:pPr>
-            <w:r>
-              <w:rPr>
-                <w:rFonts w:ascii="Arial" w:cs="Arial" w:eastAsia="Arial" w:hAnsi="Arial"/>
-                <w:b/>
-                <w:bCs/>
-                <w:i w:val="false"/>
-                <w:iCs w:val="false"/>
-                <w:color w:val="000000"/>
-                <w:sz w:val="18"/>
-                <w:szCs w:val="18"/>
-              </w:rPr>
-              <w:t xml:space="preserve">–  Explain in words what each part of the formula represents geometrically (e.g., what does 2πrh represent on the cylinder?).</w:t>
-            </w:r>
-          </w:p>
-          <w:p>
-            <w:pPr>
-              <w:spacing w:after="30" w:before="0"/>
-              <w:ind w:left="360" w:hanging="180"/>
-              <w:jc w:val="left"/>
-            </w:pPr>
-            <w:r>
-              <w:rPr>
-                <w:rFonts w:ascii="Arial" w:cs="Arial" w:eastAsia="Arial" w:hAnsi="Arial"/>
-                <w:b/>
-                <w:bCs/>
-                <w:i w:val="false"/>
-                <w:iCs w:val="false"/>
-                <w:color w:val="000000"/>
-                <w:sz w:val="18"/>
-                <w:szCs w:val="18"/>
-              </w:rPr>
-              <w:t xml:space="preserve">–  Include at least one fully worked numerical example for each solid using realistic dimensions.</w:t>
-            </w:r>
-          </w:p>
-        </w:tc>
-        <w:tc>
-          <w:tcPr>
-            <w:tcW w:type="dxa" w:w="10680"/>
+              <w:t xml:space="preserve">(a) What does 'surface area' of a solid tell a manufacturer, and what does 'volume' tell a manufacturer? Give one example of each from the water tank factory.</w:t>
+            </w:r>
+          </w:p>
+          <w:p>
+            <w:pPr>
+              <w:spacing w:after="40" w:before="0"/>
+              <w:jc w:val="left"/>
+            </w:pPr>
+            <w:r>
+              <w:rPr>
+                <w:rFonts w:ascii="Arial" w:cs="Arial" w:eastAsia="Arial" w:hAnsi="Arial"/>
+                <w:b/>
+                <w:bCs/>
+                <w:i w:val="false"/>
+                <w:iCs w:val="false"/>
+                <w:color w:val="000000"/>
+                <w:sz w:val="18"/>
+                <w:szCs w:val="18"/>
+              </w:rPr>
+              <w:t xml:space="preserve">(b) Use your work on the two tanks to explain what it means to say that surface area and volume are independent properties of a solid.</w:t>
+            </w:r>
+          </w:p>
+          <w:p>
+            <w:pPr>
+              <w:spacing w:after="40" w:before="0"/>
+              <w:jc w:val="left"/>
+            </w:pPr>
+            <w:r>
+              <w:rPr>
+                <w:rFonts w:ascii="Arial" w:cs="Arial" w:eastAsia="Arial" w:hAnsi="Arial"/>
+                <w:b/>
+                <w:bCs/>
+                <w:i w:val="false"/>
+                <w:iCs w:val="false"/>
+                <w:color w:val="000000"/>
+                <w:sz w:val="18"/>
+                <w:szCs w:val="18"/>
+              </w:rPr>
+              <w:t xml:space="preserve">(c) A cone and a cylinder have the same base radius and the same vertical height. Compare their volumes and compare their total surface areas. What does this comparison show about how shape affects each quantity?</w:t>
+            </w:r>
+          </w:p>
+        </w:tc>
+      </w:tr>
+      <w:tr>
+        <w:trPr>
+          <w:trHeight w:val="4200" w:hRule="atLeast"/>
+        </w:trPr>
+        <w:tc>
+          <w:tcPr>
+            <w:tcW w:type="dxa" w:w="13680"/>
             <w:shd w:fill="FFFFFF" w:color="auto" w:val="clear"/>
             <w:tcMar>
               <w:top w:type="dxa" w:w="60"/>
@@ -1101,535 +1238,13 @@
                 <w:rFonts w:ascii="Arial" w:cs="Arial" w:eastAsia="Arial" w:hAnsi="Arial"/>
                 <w:b w:val="false"/>
                 <w:bCs w:val="false"/>
-                <w:i w:val="false"/>
-                <w:iCs w:val="false"/>
-                <w:color w:val="000000"/>
-                <w:sz w:val="18"/>
-                <w:szCs w:val="18"/>
-              </w:rPr>
-              <w:t xml:space="preserve">**Composite Cylinder-Hemisphere Tank**</w:t>
-            </w:r>
-          </w:p>
-          <w:p>
-            <w:pPr>
-              <w:spacing w:after="40" w:before="0"/>
-              <w:jc w:val="left"/>
-            </w:pPr>
-            <w:r>
-              <w:rPr>
-                <w:rFonts w:ascii="Arial" w:cs="Arial" w:eastAsia="Arial" w:hAnsi="Arial"/>
-                <w:b w:val="false"/>
-                <w:bCs w:val="false"/>
-                <w:i w:val="false"/>
-                <w:iCs w:val="false"/>
-                <w:color w:val="000000"/>
-                <w:sz w:val="18"/>
-                <w:szCs w:val="18"/>
-              </w:rPr>
-              <w:t xml:space="preserve"/>
-            </w:r>
-          </w:p>
-          <w:p>
-            <w:pPr>
-              <w:spacing w:after="40" w:before="0"/>
-              <w:jc w:val="left"/>
-            </w:pPr>
-            <w:r>
-              <w:rPr>
-                <w:rFonts w:ascii="Arial" w:cs="Arial" w:eastAsia="Arial" w:hAnsi="Arial"/>
-                <w:b w:val="false"/>
-                <w:bCs w:val="false"/>
-                <w:i w:val="false"/>
-                <w:iCs w:val="false"/>
-                <w:color w:val="000000"/>
-                <w:sz w:val="18"/>
-                <w:szCs w:val="18"/>
-              </w:rPr>
-              <w:t xml:space="preserve">This solid has a cylindrical body with a hemispherical dome on top. Let the radius of both the cylinder and hemisphere be r, and let the height of the cylindrical part only be h.</w:t>
-            </w:r>
-          </w:p>
-          <w:p>
-            <w:pPr>
-              <w:spacing w:after="40" w:before="0"/>
-              <w:jc w:val="left"/>
-            </w:pPr>
-            <w:r>
-              <w:rPr>
-                <w:rFonts w:ascii="Arial" w:cs="Arial" w:eastAsia="Arial" w:hAnsi="Arial"/>
-                <w:b w:val="false"/>
-                <w:bCs w:val="false"/>
-                <w:i w:val="false"/>
-                <w:iCs w:val="false"/>
-                <w:color w:val="000000"/>
-                <w:sz w:val="18"/>
-                <w:szCs w:val="18"/>
-              </w:rPr>
-              <w:t xml:space="preserve"/>
-            </w:r>
-          </w:p>
-          <w:p>
-            <w:pPr>
-              <w:spacing w:after="30" w:before="0"/>
-              <w:ind w:left="360" w:hanging="180"/>
-              <w:jc w:val="left"/>
-            </w:pPr>
-            <w:r>
-              <w:rPr>
-                <w:rFonts w:ascii="Arial" w:cs="Arial" w:eastAsia="Arial" w:hAnsi="Arial"/>
-                <w:b w:val="false"/>
-                <w:bCs w:val="false"/>
-                <w:i w:val="false"/>
-                <w:iCs w:val="false"/>
-                <w:color w:val="000000"/>
-                <w:sz w:val="18"/>
-                <w:szCs w:val="18"/>
-              </w:rPr>
-              <w:t xml:space="preserve">–  Volume: V = πr²h + (2/3)πr³</w:t>
-            </w:r>
-          </w:p>
-          <w:p>
-            <w:pPr>
-              <w:spacing w:after="40" w:before="0"/>
-              <w:jc w:val="left"/>
-            </w:pPr>
-            <w:r>
-              <w:rPr>
-                <w:rFonts w:ascii="Arial" w:cs="Arial" w:eastAsia="Arial" w:hAnsi="Arial"/>
-                <w:b w:val="false"/>
-                <w:bCs w:val="false"/>
-                <w:i w:val="false"/>
-                <w:iCs w:val="false"/>
-                <w:color w:val="000000"/>
-                <w:sz w:val="18"/>
-                <w:szCs w:val="18"/>
-              </w:rPr>
-              <w:t xml:space="preserve">  The first term, πr²h, is the volume of the cylinder. The second term, (2/3)πr³, is the volume of the hemisphere (half of a full sphere's volume, (4/3)πr³).</w:t>
-            </w:r>
-          </w:p>
-          <w:p>
-            <w:pPr>
-              <w:spacing w:after="30" w:before="0"/>
-              <w:ind w:left="360" w:hanging="180"/>
-              <w:jc w:val="left"/>
-            </w:pPr>
-            <w:r>
-              <w:rPr>
-                <w:rFonts w:ascii="Arial" w:cs="Arial" w:eastAsia="Arial" w:hAnsi="Arial"/>
-                <w:b w:val="false"/>
-                <w:bCs w:val="false"/>
-                <w:i w:val="false"/>
-                <w:iCs w:val="false"/>
-                <w:color w:val="000000"/>
-                <w:sz w:val="18"/>
-                <w:szCs w:val="18"/>
-              </w:rPr>
-              <w:t xml:space="preserve">–  Total Surface Area: TSA = 2πrh + πr² + 2πr²</w:t>
-            </w:r>
-          </w:p>
-          <w:p>
-            <w:pPr>
-              <w:spacing w:after="40" w:before="0"/>
-              <w:jc w:val="left"/>
-            </w:pPr>
-            <w:r>
-              <w:rPr>
-                <w:rFonts w:ascii="Arial" w:cs="Arial" w:eastAsia="Arial" w:hAnsi="Arial"/>
-                <w:b w:val="false"/>
-                <w:bCs w:val="false"/>
-                <w:i w:val="false"/>
-                <w:iCs w:val="false"/>
-                <w:color w:val="000000"/>
-                <w:sz w:val="18"/>
-                <w:szCs w:val="18"/>
-              </w:rPr>
-              <w:t xml:space="preserve">  Here, 2πrh is the curved surface of the cylinder, πr² is the circular base of the cylinder (the only flat face in contact with the ground), and 2πr² is the curved surface of the hemisphere. Note: the circle where the cylinder meets the hemisphere is an internal join — it is NOT an external surface, so it is not counted.</w:t>
-            </w:r>
-          </w:p>
-          <w:p>
-            <w:pPr>
-              <w:spacing w:after="40" w:before="0"/>
-              <w:jc w:val="left"/>
-            </w:pPr>
-            <w:r>
-              <w:rPr>
-                <w:rFonts w:ascii="Arial" w:cs="Arial" w:eastAsia="Arial" w:hAnsi="Arial"/>
-                <w:b w:val="false"/>
-                <w:bCs w:val="false"/>
-                <w:i w:val="false"/>
-                <w:iCs w:val="false"/>
-                <w:color w:val="000000"/>
-                <w:sz w:val="18"/>
-                <w:szCs w:val="18"/>
-              </w:rPr>
-              <w:t xml:space="preserve"/>
-            </w:r>
-          </w:p>
-          <w:p>
-            <w:pPr>
-              <w:spacing w:after="40" w:before="0"/>
-              <w:jc w:val="left"/>
-            </w:pPr>
-            <w:r>
-              <w:rPr>
-                <w:rFonts w:ascii="Arial" w:cs="Arial" w:eastAsia="Arial" w:hAnsi="Arial"/>
-                <w:b w:val="false"/>
-                <w:bCs w:val="false"/>
-                <w:i w:val="false"/>
-                <w:iCs w:val="false"/>
-                <w:color w:val="000000"/>
-                <w:sz w:val="18"/>
-                <w:szCs w:val="18"/>
-              </w:rPr>
-              <w:t xml:space="preserve">*Worked Example:* Let r = 0.85 m, h = 1.6 m.</w:t>
-            </w:r>
-          </w:p>
-          <w:p>
-            <w:pPr>
-              <w:spacing w:after="30" w:before="0"/>
-              <w:ind w:left="360" w:hanging="180"/>
-              <w:jc w:val="left"/>
-            </w:pPr>
-            <w:r>
-              <w:rPr>
-                <w:rFonts w:ascii="Arial" w:cs="Arial" w:eastAsia="Arial" w:hAnsi="Arial"/>
-                <w:b w:val="false"/>
-                <w:bCs w:val="false"/>
-                <w:i w:val="false"/>
-                <w:iCs w:val="false"/>
-                <w:color w:val="000000"/>
-                <w:sz w:val="18"/>
-                <w:szCs w:val="18"/>
-              </w:rPr>
-              <w:t xml:space="preserve">–  V = π(0.85)²(1.6) + (2/3)π(0.85)³ ≈ 3.630 + 1.286 ≈ 4.916 m³ ≈ 4,916 litres ✓ (close to 5,000 L)</w:t>
-            </w:r>
-          </w:p>
-          <w:p>
-            <w:pPr>
-              <w:spacing w:after="30" w:before="0"/>
-              <w:ind w:left="360" w:hanging="180"/>
-              <w:jc w:val="left"/>
-            </w:pPr>
-            <w:r>
-              <w:rPr>
-                <w:rFonts w:ascii="Arial" w:cs="Arial" w:eastAsia="Arial" w:hAnsi="Arial"/>
-                <w:b w:val="false"/>
-                <w:bCs w:val="false"/>
-                <w:i w:val="false"/>
-                <w:iCs w:val="false"/>
-                <w:color w:val="000000"/>
-                <w:sz w:val="18"/>
-                <w:szCs w:val="18"/>
-              </w:rPr>
-              <w:t xml:space="preserve">–  TSA = 2π(0.85)(1.6) + π(0.85)² + 2π(0.85)² = 8.545 + 2.270 + 4.539 ≈ 15.35 m²</w:t>
-            </w:r>
-          </w:p>
-          <w:p>
-            <w:pPr>
-              <w:spacing w:after="40" w:before="0"/>
-              <w:jc w:val="left"/>
-            </w:pPr>
-            <w:r>
-              <w:rPr>
-                <w:rFonts w:ascii="Arial" w:cs="Arial" w:eastAsia="Arial" w:hAnsi="Arial"/>
-                <w:b w:val="false"/>
-                <w:bCs w:val="false"/>
-                <w:i w:val="false"/>
-                <w:iCs w:val="false"/>
-                <w:color w:val="000000"/>
-                <w:sz w:val="18"/>
-                <w:szCs w:val="18"/>
-              </w:rPr>
-              <w:t xml:space="preserve"/>
-            </w:r>
-          </w:p>
-          <w:p>
-            <w:pPr>
-              <w:spacing w:after="40" w:before="0"/>
-              <w:jc w:val="left"/>
-            </w:pPr>
-            <w:r>
-              <w:rPr>
-                <w:rFonts w:ascii="Arial" w:cs="Arial" w:eastAsia="Arial" w:hAnsi="Arial"/>
-                <w:b w:val="false"/>
-                <w:bCs w:val="false"/>
-                <w:i w:val="false"/>
-                <w:iCs w:val="false"/>
-                <w:color w:val="000000"/>
-                <w:sz w:val="18"/>
-                <w:szCs w:val="18"/>
-              </w:rPr>
-              <w:t xml:space="preserve">**Frustum Tank**</w:t>
-            </w:r>
-          </w:p>
-          <w:p>
-            <w:pPr>
-              <w:spacing w:after="40" w:before="0"/>
-              <w:jc w:val="left"/>
-            </w:pPr>
-            <w:r>
-              <w:rPr>
-                <w:rFonts w:ascii="Arial" w:cs="Arial" w:eastAsia="Arial" w:hAnsi="Arial"/>
-                <w:b w:val="false"/>
-                <w:bCs w:val="false"/>
-                <w:i w:val="false"/>
-                <w:iCs w:val="false"/>
-                <w:color w:val="000000"/>
-                <w:sz w:val="18"/>
-                <w:szCs w:val="18"/>
-              </w:rPr>
-              <w:t xml:space="preserve"/>
-            </w:r>
-          </w:p>
-          <w:p>
-            <w:pPr>
-              <w:spacing w:after="40" w:before="0"/>
-              <w:jc w:val="left"/>
-            </w:pPr>
-            <w:r>
-              <w:rPr>
-                <w:rFonts w:ascii="Arial" w:cs="Arial" w:eastAsia="Arial" w:hAnsi="Arial"/>
-                <w:b w:val="false"/>
-                <w:bCs w:val="false"/>
-                <w:i w:val="false"/>
-                <w:iCs w:val="false"/>
-                <w:color w:val="000000"/>
-                <w:sz w:val="18"/>
-                <w:szCs w:val="18"/>
-              </w:rPr>
-              <w:t xml:space="preserve">A frustum is formed when a cone is cut by a plane parallel to its base, removing the top. Let R = radius of the large (bottom) base, r = radius of the small (top) opening, h = vertical height, and l = slant height, where l = √(h² + (R−r)²).</w:t>
-            </w:r>
-          </w:p>
-          <w:p>
-            <w:pPr>
-              <w:spacing w:after="40" w:before="0"/>
-              <w:jc w:val="left"/>
-            </w:pPr>
-            <w:r>
-              <w:rPr>
-                <w:rFonts w:ascii="Arial" w:cs="Arial" w:eastAsia="Arial" w:hAnsi="Arial"/>
-                <w:b w:val="false"/>
-                <w:bCs w:val="false"/>
-                <w:i w:val="false"/>
-                <w:iCs w:val="false"/>
-                <w:color w:val="000000"/>
-                <w:sz w:val="18"/>
-                <w:szCs w:val="18"/>
-              </w:rPr>
-              <w:t xml:space="preserve"/>
-            </w:r>
-          </w:p>
-          <w:p>
-            <w:pPr>
-              <w:spacing w:after="30" w:before="0"/>
-              <w:ind w:left="360" w:hanging="180"/>
-              <w:jc w:val="left"/>
-            </w:pPr>
-            <w:r>
-              <w:rPr>
-                <w:rFonts w:ascii="Arial" w:cs="Arial" w:eastAsia="Arial" w:hAnsi="Arial"/>
-                <w:b w:val="false"/>
-                <w:bCs w:val="false"/>
-                <w:i w:val="false"/>
-                <w:iCs w:val="false"/>
-                <w:color w:val="000000"/>
-                <w:sz w:val="18"/>
-                <w:szCs w:val="18"/>
-              </w:rPr>
-              <w:t xml:space="preserve">–  Volume: V = (πh/3)(R² + Rr + r²)</w:t>
-            </w:r>
-          </w:p>
-          <w:p>
-            <w:pPr>
-              <w:spacing w:after="30" w:before="0"/>
-              <w:ind w:left="360" w:hanging="180"/>
-              <w:jc w:val="left"/>
-            </w:pPr>
-            <w:r>
-              <w:rPr>
-                <w:rFonts w:ascii="Arial" w:cs="Arial" w:eastAsia="Arial" w:hAnsi="Arial"/>
-                <w:b w:val="false"/>
-                <w:bCs w:val="false"/>
-                <w:i w:val="false"/>
-                <w:iCs w:val="false"/>
-                <w:color w:val="000000"/>
-                <w:sz w:val="18"/>
-                <w:szCs w:val="18"/>
-              </w:rPr>
-              <w:t xml:space="preserve">–  Total Surface Area: TSA = π(R + r)l + πR² + πr²</w:t>
-            </w:r>
-          </w:p>
-          <w:p>
-            <w:pPr>
-              <w:spacing w:after="40" w:before="0"/>
-              <w:jc w:val="left"/>
-            </w:pPr>
-            <w:r>
-              <w:rPr>
-                <w:rFonts w:ascii="Arial" w:cs="Arial" w:eastAsia="Arial" w:hAnsi="Arial"/>
-                <w:b w:val="false"/>
-                <w:bCs w:val="false"/>
-                <w:i w:val="false"/>
-                <w:iCs w:val="false"/>
-                <w:color w:val="000000"/>
-                <w:sz w:val="18"/>
-                <w:szCs w:val="18"/>
-              </w:rPr>
-              <w:t xml:space="preserve">  Here, π(R + r)l is the curved lateral surface, πR² is the area of the large circular base, and πr² is the area of the small circular top.</w:t>
-            </w:r>
-          </w:p>
-          <w:p>
-            <w:pPr>
-              <w:spacing w:after="40" w:before="0"/>
-              <w:jc w:val="left"/>
-            </w:pPr>
-            <w:r>
-              <w:rPr>
-                <w:rFonts w:ascii="Arial" w:cs="Arial" w:eastAsia="Arial" w:hAnsi="Arial"/>
-                <w:b w:val="false"/>
-                <w:bCs w:val="false"/>
-                <w:i w:val="false"/>
-                <w:iCs w:val="false"/>
-                <w:color w:val="000000"/>
-                <w:sz w:val="18"/>
-                <w:szCs w:val="18"/>
-              </w:rPr>
-              <w:t xml:space="preserve"/>
-            </w:r>
-          </w:p>
-          <w:p>
-            <w:pPr>
-              <w:spacing w:after="40" w:before="0"/>
-              <w:jc w:val="left"/>
-            </w:pPr>
-            <w:r>
-              <w:rPr>
-                <w:rFonts w:ascii="Arial" w:cs="Arial" w:eastAsia="Arial" w:hAnsi="Arial"/>
-                <w:b w:val="false"/>
-                <w:bCs w:val="false"/>
-                <w:i w:val="false"/>
-                <w:iCs w:val="false"/>
-                <w:color w:val="000000"/>
-                <w:sz w:val="18"/>
-                <w:szCs w:val="18"/>
-              </w:rPr>
-              <w:t xml:space="preserve">*Worked Example:* Let R = 1.10 m, r = 0.55 m, h = 1.75 m.</w:t>
-            </w:r>
-          </w:p>
-          <w:p>
-            <w:pPr>
-              <w:spacing w:after="30" w:before="0"/>
-              <w:ind w:left="360" w:hanging="180"/>
-              <w:jc w:val="left"/>
-            </w:pPr>
-            <w:r>
-              <w:rPr>
-                <w:rFonts w:ascii="Arial" w:cs="Arial" w:eastAsia="Arial" w:hAnsi="Arial"/>
-                <w:b w:val="false"/>
-                <w:bCs w:val="false"/>
-                <w:i w:val="false"/>
-                <w:iCs w:val="false"/>
-                <w:color w:val="000000"/>
-                <w:sz w:val="18"/>
-                <w:szCs w:val="18"/>
-              </w:rPr>
-              <w:t xml:space="preserve">–  l = √(1.75² + (1.10 − 0.55)²) = √(3.0625 + 0.3025) = √3.365 ≈ 1.835 m</w:t>
-            </w:r>
-          </w:p>
-          <w:p>
-            <w:pPr>
-              <w:spacing w:after="30" w:before="0"/>
-              <w:ind w:left="360" w:hanging="180"/>
-              <w:jc w:val="left"/>
-            </w:pPr>
-            <w:r>
-              <w:rPr>
-                <w:rFonts w:ascii="Arial" w:cs="Arial" w:eastAsia="Arial" w:hAnsi="Arial"/>
-                <w:b w:val="false"/>
-                <w:bCs w:val="false"/>
-                <w:i w:val="false"/>
-                <w:iCs w:val="false"/>
-                <w:color w:val="000000"/>
-                <w:sz w:val="18"/>
-                <w:szCs w:val="18"/>
-              </w:rPr>
-              <w:t xml:space="preserve">–  V = (π × 1.75/3)(1.10² + 1.10×0.55 + 0.55²) = (1.833)(1.21 + 0.605 + 0.3025) ≈ 1.833 × 2.1175 ≈ 3.881… </w:t>
-            </w:r>
-          </w:p>
-          <w:p>
-            <w:pPr>
-              <w:spacing w:after="40" w:before="0"/>
-              <w:jc w:val="left"/>
-            </w:pPr>
-            <w:r>
-              <w:rPr>
-                <w:rFonts w:ascii="Arial" w:cs="Arial" w:eastAsia="Arial" w:hAnsi="Arial"/>
-                <w:b w:val="false"/>
-                <w:bCs w:val="false"/>
-                <w:i w:val="false"/>
-                <w:iCs w:val="false"/>
-                <w:color w:val="000000"/>
-                <w:sz w:val="18"/>
-                <w:szCs w:val="18"/>
-              </w:rPr>
-              <w:t xml:space="preserve">  Adjusting r slightly to 0.60 m: V ≈ 5,020 litres ✓</w:t>
-            </w:r>
-          </w:p>
-          <w:p>
-            <w:pPr>
-              <w:spacing w:after="30" w:before="0"/>
-              <w:ind w:left="360" w:hanging="180"/>
-              <w:jc w:val="left"/>
-            </w:pPr>
-            <w:r>
-              <w:rPr>
-                <w:rFonts w:ascii="Arial" w:cs="Arial" w:eastAsia="Arial" w:hAnsi="Arial"/>
-                <w:b w:val="false"/>
-                <w:bCs w:val="false"/>
-                <w:i w:val="false"/>
-                <w:iCs w:val="false"/>
-                <w:color w:val="000000"/>
-                <w:sz w:val="18"/>
-                <w:szCs w:val="18"/>
-              </w:rPr>
-              <w:t xml:space="preserve">–  TSA = π(1.10 + 0.55)(1.835) + π(1.10)² + π(0.55)² ≈ 9.512 + 3.801 + 0.950 ≈ 14.26 m²</w:t>
-            </w:r>
-          </w:p>
-          <w:p>
-            <w:pPr>
-              <w:spacing w:after="40" w:before="0"/>
-              <w:jc w:val="left"/>
-            </w:pPr>
-            <w:r>
-              <w:rPr>
-                <w:rFonts w:ascii="Arial" w:cs="Arial" w:eastAsia="Arial" w:hAnsi="Arial"/>
-                <w:b w:val="false"/>
-                <w:bCs w:val="false"/>
-                <w:i w:val="false"/>
-                <w:iCs w:val="false"/>
-                <w:color w:val="000000"/>
-                <w:sz w:val="18"/>
-                <w:szCs w:val="18"/>
-              </w:rPr>
-              <w:t xml:space="preserve"/>
-            </w:r>
-          </w:p>
-          <w:p>
-            <w:pPr>
-              <w:spacing w:after="40" w:before="0"/>
-              <w:jc w:val="left"/>
-            </w:pPr>
-            <w:r>
-              <w:rPr>
-                <w:rFonts w:ascii="Arial" w:cs="Arial" w:eastAsia="Arial" w:hAnsi="Arial"/>
-                <w:b w:val="false"/>
-                <w:bCs w:val="false"/>
-                <w:i w:val="false"/>
-                <w:iCs w:val="false"/>
-                <w:color w:val="000000"/>
-                <w:sz w:val="18"/>
-                <w:szCs w:val="18"/>
-              </w:rPr>
-              <w:t xml:space="preserve">Comparing the two: both tanks hold approximately 5,000 litres, but the frustum's TSA (≈14.26 m²) is smaller than the composite tank's TSA (≈15.35 m²). This confirms the students' observation — the frustum uses less metal sheet.</w:t>
+                <w:i/>
+                <w:iCs/>
+                <w:color w:val="808080"/>
+                <w:sz w:val="18"/>
+                <w:szCs w:val="18"/>
+              </w:rPr>
+              <w:t xml:space="preserve">Write your answer here:</w:t>
             </w:r>
           </w:p>
         </w:tc>
@@ -1657,14 +1272,12 @@
         <w:tblLayout w:type="fixed"/>
       </w:tblPr>
       <w:tblGrid>
-        <w:gridCol w:w="3000"/>
-        <w:gridCol w:w="10680"/>
+        <w:gridCol w:w="13680"/>
       </w:tblGrid>
       <w:tr>
         <w:tc>
           <w:tcPr>
             <w:tcW w:type="dxa" w:w="13680"/>
-            <w:gridSpan w:val="2"/>
             <w:shd w:fill="1F3864" w:color="auto" w:val="clear"/>
             <w:tcMar>
               <w:top w:type="dxa" w:w="60"/>
@@ -1690,7 +1303,7 @@
                 <w:sz w:val="22"/>
                 <w:szCs w:val="22"/>
               </w:rPr>
-              <w:t xml:space="preserve">Section 3: The Core Concept — How Can Volume Stay the Same While Surface Area Changes?</w:t>
+              <w:t xml:space="preserve">Section 3: Explaining the result using formulae and nets</w:t>
             </w:r>
           </w:p>
         </w:tc>
@@ -1698,7 +1311,7 @@
       <w:tr>
         <w:tc>
           <w:tcPr>
-            <w:tcW w:type="dxa" w:w="3000"/>
+            <w:tcW w:type="dxa" w:w="13680"/>
             <w:shd w:fill="D9EEF1" w:color="auto" w:val="clear"/>
             <w:tcMar>
               <w:top w:type="dxa" w:w="60"/>
@@ -1724,93 +1337,56 @@
                 <w:sz w:val="18"/>
                 <w:szCs w:val="18"/>
               </w:rPr>
-              <w:t xml:space="preserve">This is the heart of your explanation. Answer the question: why do two solids with the same volume NOT necessarily have the same surface area? Your answer should:</w:t>
-            </w:r>
-          </w:p>
-          <w:p>
-            <w:pPr>
-              <w:spacing w:after="30" w:before="0"/>
-              <w:ind w:left="360" w:hanging="180"/>
-              <w:jc w:val="left"/>
-            </w:pPr>
-            <w:r>
-              <w:rPr>
-                <w:rFonts w:ascii="Arial" w:cs="Arial" w:eastAsia="Arial" w:hAnsi="Arial"/>
-                <w:b/>
-                <w:bCs/>
-                <w:i w:val="false"/>
-                <w:iCs w:val="false"/>
-                <w:color w:val="000000"/>
-                <w:sz w:val="18"/>
-                <w:szCs w:val="18"/>
-              </w:rPr>
-              <w:t xml:space="preserve">–  Explain in clear, student-friendly language that volume and surface area are independent properties.</w:t>
-            </w:r>
-          </w:p>
-          <w:p>
-            <w:pPr>
-              <w:spacing w:after="30" w:before="0"/>
-              <w:ind w:left="360" w:hanging="180"/>
-              <w:jc w:val="left"/>
-            </w:pPr>
-            <w:r>
-              <w:rPr>
-                <w:rFonts w:ascii="Arial" w:cs="Arial" w:eastAsia="Arial" w:hAnsi="Arial"/>
-                <w:b/>
-                <w:bCs/>
-                <w:i w:val="false"/>
-                <w:iCs w:val="false"/>
-                <w:color w:val="000000"/>
-                <w:sz w:val="18"/>
-                <w:szCs w:val="18"/>
-              </w:rPr>
-              <w:t xml:space="preserve">–  Use the idea of shape efficiency: some shapes 'pack' volume more compactly than others.</w:t>
-            </w:r>
-          </w:p>
-          <w:p>
-            <w:pPr>
-              <w:spacing w:after="30" w:before="0"/>
-              <w:ind w:left="360" w:hanging="180"/>
-              <w:jc w:val="left"/>
-            </w:pPr>
-            <w:r>
-              <w:rPr>
-                <w:rFonts w:ascii="Arial" w:cs="Arial" w:eastAsia="Arial" w:hAnsi="Arial"/>
-                <w:b/>
-                <w:bCs/>
-                <w:i w:val="false"/>
-                <w:iCs w:val="false"/>
-                <w:color w:val="000000"/>
-                <w:sz w:val="18"/>
-                <w:szCs w:val="18"/>
-              </w:rPr>
-              <w:t xml:space="preserve">–  Reference the mathematical concept of surface-area-to-volume ratio and explain what a lower ratio means for a manufacturer.</w:t>
-            </w:r>
-          </w:p>
-          <w:p>
-            <w:pPr>
-              <w:spacing w:after="30" w:before="0"/>
-              <w:ind w:left="360" w:hanging="180"/>
-              <w:jc w:val="left"/>
-            </w:pPr>
-            <w:r>
-              <w:rPr>
-                <w:rFonts w:ascii="Arial" w:cs="Arial" w:eastAsia="Arial" w:hAnsi="Arial"/>
-                <w:b/>
-                <w:bCs/>
-                <w:i w:val="false"/>
-                <w:iCs w:val="false"/>
-                <w:color w:val="000000"/>
-                <w:sz w:val="18"/>
-                <w:szCs w:val="18"/>
-              </w:rPr>
-              <w:t xml:space="preserve">–  Explain why a sphere is the most surface-area-efficient shape, and connect this to the hemispherical lid on the composite tank.</w:t>
-            </w:r>
-          </w:p>
-        </w:tc>
-        <w:tc>
-          <w:tcPr>
-            <w:tcW w:type="dxa" w:w="10680"/>
+              <w:t xml:space="preserve">(a) The total surface area of the frustum tank is found using SA = π(R² + r²) + π(R + r)l. Name the part of the tank that each of the three terms π R², π r² and π(R + r)l represents.</w:t>
+            </w:r>
+          </w:p>
+          <w:p>
+            <w:pPr>
+              <w:spacing w:after="40" w:before="0"/>
+              <w:jc w:val="left"/>
+            </w:pPr>
+            <w:r>
+              <w:rPr>
+                <w:rFonts w:ascii="Arial" w:cs="Arial" w:eastAsia="Arial" w:hAnsi="Arial"/>
+                <w:b/>
+                <w:bCs/>
+                <w:i w:val="false"/>
+                <w:iCs w:val="false"/>
+                <w:color w:val="000000"/>
+                <w:sz w:val="18"/>
+                <w:szCs w:val="18"/>
+              </w:rPr>
+              <w:t xml:space="preserve">(b) When you found the surface area of the cylinder-hemisphere tank, you worked with a composite solid. Describe the three steps of the strategy you used and explain what happens at the joint between the cylinder and the hemisphere.</w:t>
+            </w:r>
+          </w:p>
+          <w:p>
+            <w:pPr>
+              <w:spacing w:after="40" w:before="0"/>
+              <w:jc w:val="left"/>
+            </w:pPr>
+            <w:r>
+              <w:rPr>
+                <w:rFonts w:ascii="Arial" w:cs="Arial" w:eastAsia="Arial" w:hAnsi="Arial"/>
+                <w:b/>
+                <w:bCs/>
+                <w:i w:val="false"/>
+                <w:iCs w:val="false"/>
+                <w:color w:val="000000"/>
+                <w:sz w:val="18"/>
+                <w:szCs w:val="18"/>
+              </w:rPr>
+              <w:t xml:space="preserve">(c) Using your answers above and the table in Section 1, explain why the frustum tank has the smaller surface area for the same volume.</w:t>
+            </w:r>
+          </w:p>
+        </w:tc>
+      </w:tr>
+      <w:tr>
+        <w:trPr>
+          <w:trHeight w:val="4200" w:hRule="atLeast"/>
+        </w:trPr>
+        <w:tc>
+          <w:tcPr>
+            <w:tcW w:type="dxa" w:w="13680"/>
             <w:shd w:fill="FFFFFF" w:color="auto" w:val="clear"/>
             <w:tcMar>
               <w:top w:type="dxa" w:w="60"/>
@@ -1830,165 +1406,13 @@
                 <w:rFonts w:ascii="Arial" w:cs="Arial" w:eastAsia="Arial" w:hAnsi="Arial"/>
                 <w:b w:val="false"/>
                 <w:bCs w:val="false"/>
-                <w:i w:val="false"/>
-                <w:iCs w:val="false"/>
-                <w:color w:val="000000"/>
-                <w:sz w:val="18"/>
-                <w:szCs w:val="18"/>
-              </w:rPr>
-              <w:t xml:space="preserve">A common misconception is that if two objects hold the same amount of water, they must be made from the same amount of material. Your investigation in this unit proves that this is false. Volume and surface area are two completely separate properties of a solid — changing the shape can increase one while decreasing the other, or vice versa.</w:t>
-            </w:r>
-          </w:p>
-          <w:p>
-            <w:pPr>
-              <w:spacing w:after="40" w:before="0"/>
-              <w:jc w:val="left"/>
-            </w:pPr>
-            <w:r>
-              <w:rPr>
-                <w:rFonts w:ascii="Arial" w:cs="Arial" w:eastAsia="Arial" w:hAnsi="Arial"/>
-                <w:b w:val="false"/>
-                <w:bCs w:val="false"/>
-                <w:i w:val="false"/>
-                <w:iCs w:val="false"/>
-                <w:color w:val="000000"/>
-                <w:sz w:val="18"/>
-                <w:szCs w:val="18"/>
-              </w:rPr>
-              <w:t xml:space="preserve"/>
-            </w:r>
-          </w:p>
-          <w:p>
-            <w:pPr>
-              <w:spacing w:after="40" w:before="0"/>
-              <w:jc w:val="left"/>
-            </w:pPr>
-            <w:r>
-              <w:rPr>
-                <w:rFonts w:ascii="Arial" w:cs="Arial" w:eastAsia="Arial" w:hAnsi="Arial"/>
-                <w:b w:val="false"/>
-                <w:bCs w:val="false"/>
-                <w:i w:val="false"/>
-                <w:iCs w:val="false"/>
-                <w:color w:val="000000"/>
-                <w:sz w:val="18"/>
-                <w:szCs w:val="18"/>
-              </w:rPr>
-              <w:t xml:space="preserve">Think of it this way: volume measures the space inside a solid (how much water fits in), while surface area measures the outside skin of the solid (how much metal sheet is needed to build it). These two measurements respond differently when you change shape.</w:t>
-            </w:r>
-          </w:p>
-          <w:p>
-            <w:pPr>
-              <w:spacing w:after="40" w:before="0"/>
-              <w:jc w:val="left"/>
-            </w:pPr>
-            <w:r>
-              <w:rPr>
-                <w:rFonts w:ascii="Arial" w:cs="Arial" w:eastAsia="Arial" w:hAnsi="Arial"/>
-                <w:b w:val="false"/>
-                <w:bCs w:val="false"/>
-                <w:i w:val="false"/>
-                <w:iCs w:val="false"/>
-                <w:color w:val="000000"/>
-                <w:sz w:val="18"/>
-                <w:szCs w:val="18"/>
-              </w:rPr>
-              <w:t xml:space="preserve"/>
-            </w:r>
-          </w:p>
-          <w:p>
-            <w:pPr>
-              <w:spacing w:after="40" w:before="0"/>
-              <w:jc w:val="left"/>
-            </w:pPr>
-            <w:r>
-              <w:rPr>
-                <w:rFonts w:ascii="Arial" w:cs="Arial" w:eastAsia="Arial" w:hAnsi="Arial"/>
-                <w:b w:val="false"/>
-                <w:bCs w:val="false"/>
-                <w:i w:val="false"/>
-                <w:iCs w:val="false"/>
-                <w:color w:val="000000"/>
-                <w:sz w:val="18"/>
-                <w:szCs w:val="18"/>
-              </w:rPr>
-              <w:t xml:space="preserve">Mathematicians and engineers compare shapes using the surface-area-to-volume ratio (SA:V ratio). A lower SA:V ratio means you get more volume for less surface — this is the goal for a tank manufacturer in Kisumu who wants to minimise the cost of metal sheet while maximising how much water the tank stores.</w:t>
-            </w:r>
-          </w:p>
-          <w:p>
-            <w:pPr>
-              <w:spacing w:after="40" w:before="0"/>
-              <w:jc w:val="left"/>
-            </w:pPr>
-            <w:r>
-              <w:rPr>
-                <w:rFonts w:ascii="Arial" w:cs="Arial" w:eastAsia="Arial" w:hAnsi="Arial"/>
-                <w:b w:val="false"/>
-                <w:bCs w:val="false"/>
-                <w:i w:val="false"/>
-                <w:iCs w:val="false"/>
-                <w:color w:val="000000"/>
-                <w:sz w:val="18"/>
-                <w:szCs w:val="18"/>
-              </w:rPr>
-              <w:t xml:space="preserve"/>
-            </w:r>
-          </w:p>
-          <w:p>
-            <w:pPr>
-              <w:spacing w:after="40" w:before="0"/>
-              <w:jc w:val="left"/>
-            </w:pPr>
-            <w:r>
-              <w:rPr>
-                <w:rFonts w:ascii="Arial" w:cs="Arial" w:eastAsia="Arial" w:hAnsi="Arial"/>
-                <w:b w:val="false"/>
-                <w:bCs w:val="false"/>
-                <w:i w:val="false"/>
-                <w:iCs w:val="false"/>
-                <w:color w:val="000000"/>
-                <w:sz w:val="18"/>
-                <w:szCs w:val="18"/>
-              </w:rPr>
-              <w:t xml:space="preserve">The most surface-area-efficient 3D shape is a sphere. Among all solids with a given volume, a sphere has the smallest possible surface area. This is why the hemispherical lid on the composite cylinder tank is a smart design choice — the dome shape reduces the surface area of the top compared to a flat circular lid plus a second cylinder section. However, spheres are difficult to stand upright and manufacture cheaply, so engineers use practical shapes like cylinders, frustums, and composite solids that approach — but do not quite reach — the efficiency of a sphere.</w:t>
-            </w:r>
-          </w:p>
-          <w:p>
-            <w:pPr>
-              <w:spacing w:after="40" w:before="0"/>
-              <w:jc w:val="left"/>
-            </w:pPr>
-            <w:r>
-              <w:rPr>
-                <w:rFonts w:ascii="Arial" w:cs="Arial" w:eastAsia="Arial" w:hAnsi="Arial"/>
-                <w:b w:val="false"/>
-                <w:bCs w:val="false"/>
-                <w:i w:val="false"/>
-                <w:iCs w:val="false"/>
-                <w:color w:val="000000"/>
-                <w:sz w:val="18"/>
-                <w:szCs w:val="18"/>
-              </w:rPr>
-              <w:t xml:space="preserve"/>
-            </w:r>
-          </w:p>
-          <w:p>
-            <w:pPr>
-              <w:spacing w:after="40" w:before="0"/>
-              <w:jc w:val="left"/>
-            </w:pPr>
-            <w:r>
-              <w:rPr>
-                <w:rFonts w:ascii="Arial" w:cs="Arial" w:eastAsia="Arial" w:hAnsi="Arial"/>
-                <w:b w:val="false"/>
-                <w:bCs w:val="false"/>
-                <w:i w:val="false"/>
-                <w:iCs w:val="false"/>
-                <w:color w:val="000000"/>
-                <w:sz w:val="18"/>
-                <w:szCs w:val="18"/>
-              </w:rPr>
-              <w:t xml:space="preserve">The frustum's gently tapering shape reduces wasted surface area on the sides compared to a tall, straight-walled cylinder. For the same volume of 5,000 litres, the frustum's sloping lateral surface covers less area than the vertical walls of the cylinder, which is why it uses less metal sheet. The manufacturer in Siaya County who chooses the frustum design saves money on raw materials for every single tank produced — a saving that adds up significantly at scale.</w:t>
+                <w:i/>
+                <w:iCs/>
+                <w:color w:val="808080"/>
+                <w:sz w:val="18"/>
+                <w:szCs w:val="18"/>
+              </w:rPr>
+              <w:t xml:space="preserve">Write your answer here:</w:t>
             </w:r>
           </w:p>
         </w:tc>
@@ -2016,14 +1440,12 @@
         <w:tblLayout w:type="fixed"/>
       </w:tblPr>
       <w:tblGrid>
-        <w:gridCol w:w="3000"/>
-        <w:gridCol w:w="10680"/>
+        <w:gridCol w:w="13680"/>
       </w:tblGrid>
       <w:tr>
         <w:tc>
           <w:tcPr>
             <w:tcW w:type="dxa" w:w="13680"/>
-            <w:gridSpan w:val="2"/>
             <w:shd w:fill="1F3864" w:color="auto" w:val="clear"/>
             <w:tcMar>
               <w:top w:type="dxa" w:w="60"/>
@@ -2049,7 +1471,7 @@
                 <w:sz w:val="22"/>
                 <w:szCs w:val="22"/>
               </w:rPr>
-              <w:t xml:space="preserve">Section 4: Engineering Application — How Do Kenyan Manufacturers Use This Knowledge?</w:t>
+              <w:t xml:space="preserve">Section 4: Engineer's recommendation for Nyakach Secondary School</w:t>
             </w:r>
           </w:p>
         </w:tc>
@@ -2057,7 +1479,7 @@
       <w:tr>
         <w:tc>
           <w:tcPr>
-            <w:tcW w:type="dxa" w:w="3000"/>
+            <w:tcW w:type="dxa" w:w="13680"/>
             <w:shd w:fill="D9EEF1" w:color="auto" w:val="clear"/>
             <w:tcMar>
               <w:top w:type="dxa" w:w="60"/>
@@ -2083,73 +1505,75 @@
                 <w:sz w:val="18"/>
                 <w:szCs w:val="18"/>
               </w:rPr>
-              <w:t xml:space="preserve">Connect the mathematics directly to real-world decision-making by engineers and manufacturers in Kenya. Your answer should:</w:t>
-            </w:r>
-          </w:p>
-          <w:p>
-            <w:pPr>
-              <w:spacing w:after="30" w:before="0"/>
-              <w:ind w:left="360" w:hanging="180"/>
-              <w:jc w:val="left"/>
-            </w:pPr>
-            <w:r>
-              <w:rPr>
-                <w:rFonts w:ascii="Arial" w:cs="Arial" w:eastAsia="Arial" w:hAnsi="Arial"/>
-                <w:b/>
-                <w:bCs/>
-                <w:i w:val="false"/>
-                <w:iCs w:val="false"/>
-                <w:color w:val="000000"/>
-                <w:sz w:val="18"/>
-                <w:szCs w:val="18"/>
-              </w:rPr>
-              <w:t xml:space="preserve">–  Explain at least TWO factors a manufacturer must balance when choosing a tank shape (e.g., cost of materials, ease of manufacture, transport, structural strength, land space available).</w:t>
-            </w:r>
-          </w:p>
-          <w:p>
-            <w:pPr>
-              <w:spacing w:after="30" w:before="0"/>
-              <w:ind w:left="360" w:hanging="180"/>
-              <w:jc w:val="left"/>
-            </w:pPr>
-            <w:r>
-              <w:rPr>
-                <w:rFonts w:ascii="Arial" w:cs="Arial" w:eastAsia="Arial" w:hAnsi="Arial"/>
-                <w:b/>
-                <w:bCs/>
-                <w:i w:val="false"/>
-                <w:iCs w:val="false"/>
-                <w:color w:val="000000"/>
-                <w:sz w:val="18"/>
-                <w:szCs w:val="18"/>
-              </w:rPr>
-              <w:t xml:space="preserve">–  Describe a specific scenario where a rural household in Siaya County, a school in Kericho, or a small-scale farmer in the Rift Valley would benefit from choosing one tank shape over another — and justify the choice mathematically.</w:t>
-            </w:r>
-          </w:p>
-          <w:p>
-            <w:pPr>
-              <w:spacing w:after="30" w:before="0"/>
-              <w:ind w:left="360" w:hanging="180"/>
-              <w:jc w:val="left"/>
-            </w:pPr>
-            <w:r>
-              <w:rPr>
-                <w:rFonts w:ascii="Arial" w:cs="Arial" w:eastAsia="Arial" w:hAnsi="Arial"/>
-                <w:b/>
-                <w:bCs/>
-                <w:i w:val="false"/>
-                <w:iCs w:val="false"/>
-                <w:color w:val="000000"/>
-                <w:sz w:val="18"/>
-                <w:szCs w:val="18"/>
-              </w:rPr>
-              <w:t xml:space="preserve">–  Acknowledge that the cheapest material cost is not always the only consideration — explain one situation where a higher SA:V ratio might actually be preferable.</w:t>
-            </w:r>
-          </w:p>
-        </w:tc>
-        <w:tc>
-          <w:tcPr>
-            <w:tcW w:type="dxa" w:w="10680"/>
+              <w:t xml:space="preserve">You are a junior engineer at a Kenyan water tank manufacturer. Nyakach Secondary School in Siaya County needs a tank that holds 5,000 litres. Metal sheet costs KSh 850 per square metre.</w:t>
+            </w:r>
+          </w:p>
+          <w:p>
+            <w:pPr>
+              <w:spacing w:after="40" w:before="0"/>
+              <w:jc w:val="left"/>
+            </w:pPr>
+            <w:r>
+              <w:rPr>
+                <w:rFonts w:ascii="Arial" w:cs="Arial" w:eastAsia="Arial" w:hAnsi="Arial"/>
+                <w:b/>
+                <w:bCs/>
+                <w:i w:val="false"/>
+                <w:iCs w:val="false"/>
+                <w:color w:val="000000"/>
+                <w:sz w:val="18"/>
+                <w:szCs w:val="18"/>
+              </w:rPr>
+              <w:t xml:space="preserve">(a) Using the table in Section 1, show how the metal sheet cost of the frustum tank is calculated from its surface area.</w:t>
+            </w:r>
+          </w:p>
+          <w:p>
+            <w:pPr>
+              <w:spacing w:after="40" w:before="0"/>
+              <w:jc w:val="left"/>
+            </w:pPr>
+            <w:r>
+              <w:rPr>
+                <w:rFonts w:ascii="Arial" w:cs="Arial" w:eastAsia="Arial" w:hAnsi="Arial"/>
+                <w:b/>
+                <w:bCs/>
+                <w:i w:val="false"/>
+                <w:iCs w:val="false"/>
+                <w:color w:val="000000"/>
+                <w:sz w:val="18"/>
+                <w:szCs w:val="18"/>
+              </w:rPr>
+              <w:t xml:space="preserve">(b) Which of the two designs in the table would you recommend to the school? Justify your choice with at least two pieces of mathematical evidence.</w:t>
+            </w:r>
+          </w:p>
+          <w:p>
+            <w:pPr>
+              <w:spacing w:after="40" w:before="0"/>
+              <w:jc w:val="left"/>
+            </w:pPr>
+            <w:r>
+              <w:rPr>
+                <w:rFonts w:ascii="Arial" w:cs="Arial" w:eastAsia="Arial" w:hAnsi="Arial"/>
+                <w:b/>
+                <w:bCs/>
+                <w:i w:val="false"/>
+                <w:iCs w:val="false"/>
+                <w:color w:val="000000"/>
+                <w:sz w:val="18"/>
+                <w:szCs w:val="18"/>
+              </w:rPr>
+              <w:t xml:space="preserve">(c) Name one other thing, apart from metal sheet cost, that an engineer or the school might want to consider before the final choice is made.</w:t>
+            </w:r>
+          </w:p>
+        </w:tc>
+      </w:tr>
+      <w:tr>
+        <w:trPr>
+          <w:trHeight w:val="4200" w:hRule="atLeast"/>
+        </w:trPr>
+        <w:tc>
+          <w:tcPr>
+            <w:tcW w:type="dxa" w:w="13680"/>
             <w:shd w:fill="FFFFFF" w:color="auto" w:val="clear"/>
             <w:tcMar>
               <w:top w:type="dxa" w:w="60"/>
@@ -2169,165 +1593,13 @@
                 <w:rFonts w:ascii="Arial" w:cs="Arial" w:eastAsia="Arial" w:hAnsi="Arial"/>
                 <w:b w:val="false"/>
                 <w:bCs w:val="false"/>
-                <w:i w:val="false"/>
-                <w:iCs w:val="false"/>
-                <w:color w:val="000000"/>
-                <w:sz w:val="18"/>
-                <w:szCs w:val="18"/>
-              </w:rPr>
-              <w:t xml:space="preserve">Kenyan manufacturers and engineers do not simply choose the shape with the smallest surface area — they must balance several competing factors simultaneously.</w:t>
-            </w:r>
-          </w:p>
-          <w:p>
-            <w:pPr>
-              <w:spacing w:after="40" w:before="0"/>
-              <w:jc w:val="left"/>
-            </w:pPr>
-            <w:r>
-              <w:rPr>
-                <w:rFonts w:ascii="Arial" w:cs="Arial" w:eastAsia="Arial" w:hAnsi="Arial"/>
-                <w:b w:val="false"/>
-                <w:bCs w:val="false"/>
-                <w:i w:val="false"/>
-                <w:iCs w:val="false"/>
-                <w:color w:val="000000"/>
-                <w:sz w:val="18"/>
-                <w:szCs w:val="18"/>
-              </w:rPr>
-              <w:t xml:space="preserve"/>
-            </w:r>
-          </w:p>
-          <w:p>
-            <w:pPr>
-              <w:spacing w:after="40" w:before="0"/>
-              <w:jc w:val="left"/>
-            </w:pPr>
-            <w:r>
-              <w:rPr>
-                <w:rFonts w:ascii="Arial" w:cs="Arial" w:eastAsia="Arial" w:hAnsi="Arial"/>
-                <w:b w:val="false"/>
-                <w:bCs w:val="false"/>
-                <w:i w:val="false"/>
-                <w:iCs w:val="false"/>
-                <w:color w:val="000000"/>
-                <w:sz w:val="18"/>
-                <w:szCs w:val="18"/>
-              </w:rPr>
-              <w:t xml:space="preserve">**Factor 1 — Material Cost:** As your calculations show, the frustum uses less metal sheet per litre of storage capacity than the composite cylinder-hemisphere tank. For a manufacturer in Kisumu producing 500 tanks per month for rural Siaya County households, even a saving of 1 m² of metal sheet per tank (at roughly KSh 800 per m² for gauge steel) represents a saving of KSh 400,000 per month. Choosing the frustum design is a significant financial decision.</w:t>
-            </w:r>
-          </w:p>
-          <w:p>
-            <w:pPr>
-              <w:spacing w:after="40" w:before="0"/>
-              <w:jc w:val="left"/>
-            </w:pPr>
-            <w:r>
-              <w:rPr>
-                <w:rFonts w:ascii="Arial" w:cs="Arial" w:eastAsia="Arial" w:hAnsi="Arial"/>
-                <w:b w:val="false"/>
-                <w:bCs w:val="false"/>
-                <w:i w:val="false"/>
-                <w:iCs w:val="false"/>
-                <w:color w:val="000000"/>
-                <w:sz w:val="18"/>
-                <w:szCs w:val="18"/>
-              </w:rPr>
-              <w:t xml:space="preserve"/>
-            </w:r>
-          </w:p>
-          <w:p>
-            <w:pPr>
-              <w:spacing w:after="40" w:before="0"/>
-              <w:jc w:val="left"/>
-            </w:pPr>
-            <w:r>
-              <w:rPr>
-                <w:rFonts w:ascii="Arial" w:cs="Arial" w:eastAsia="Arial" w:hAnsi="Arial"/>
-                <w:b w:val="false"/>
-                <w:bCs w:val="false"/>
-                <w:i w:val="false"/>
-                <w:iCs w:val="false"/>
-                <w:color w:val="000000"/>
-                <w:sz w:val="18"/>
-                <w:szCs w:val="18"/>
-              </w:rPr>
-              <w:t xml:space="preserve">**Factor 2 — Structural Stability and Land Footprint:** The frustum's wide base gives it a lower centre of gravity, making it more stable on uneven ground — an important consideration for rural homesteads in western Kenya where land is not always level. A cylinder with a small base radius but tall height holds the same volume but is more likely to tip or require a concrete foundation, adding cost.</w:t>
-            </w:r>
-          </w:p>
-          <w:p>
-            <w:pPr>
-              <w:spacing w:after="40" w:before="0"/>
-              <w:jc w:val="left"/>
-            </w:pPr>
-            <w:r>
-              <w:rPr>
-                <w:rFonts w:ascii="Arial" w:cs="Arial" w:eastAsia="Arial" w:hAnsi="Arial"/>
-                <w:b w:val="false"/>
-                <w:bCs w:val="false"/>
-                <w:i w:val="false"/>
-                <w:iCs w:val="false"/>
-                <w:color w:val="000000"/>
-                <w:sz w:val="18"/>
-                <w:szCs w:val="18"/>
-              </w:rPr>
-              <w:t xml:space="preserve"/>
-            </w:r>
-          </w:p>
-          <w:p>
-            <w:pPr>
-              <w:spacing w:after="40" w:before="0"/>
-              <w:jc w:val="left"/>
-            </w:pPr>
-            <w:r>
-              <w:rPr>
-                <w:rFonts w:ascii="Arial" w:cs="Arial" w:eastAsia="Arial" w:hAnsi="Arial"/>
-                <w:b w:val="false"/>
-                <w:bCs w:val="false"/>
-                <w:i w:val="false"/>
-                <w:iCs w:val="false"/>
-                <w:color w:val="000000"/>
-                <w:sz w:val="18"/>
-                <w:szCs w:val="18"/>
-              </w:rPr>
-              <w:t xml:space="preserve">**Specific Scenario:** A small-scale maize farmer in the Rift Valley needs a 5,000-litre rainwater harvesting tank to irrigate her one-acre plot during the dry season. She has a limited budget and buys materials locally. She should choose the frustum tank because: (a) it costs less to fabricate due to lower surface area, (b) its wide base sits stably on her farm without a special foundation, and (c) it is easier to clean — the wide bottom opening allows access for maintenance. The mathematics supports this: TSA of frustum ≈ 14.26 m² vs. composite cylinder ≈ 15.35 m², a saving of over 1 m² of steel sheet.</w:t>
-            </w:r>
-          </w:p>
-          <w:p>
-            <w:pPr>
-              <w:spacing w:after="40" w:before="0"/>
-              <w:jc w:val="left"/>
-            </w:pPr>
-            <w:r>
-              <w:rPr>
-                <w:rFonts w:ascii="Arial" w:cs="Arial" w:eastAsia="Arial" w:hAnsi="Arial"/>
-                <w:b w:val="false"/>
-                <w:bCs w:val="false"/>
-                <w:i w:val="false"/>
-                <w:iCs w:val="false"/>
-                <w:color w:val="000000"/>
-                <w:sz w:val="18"/>
-                <w:szCs w:val="18"/>
-              </w:rPr>
-              <w:t xml:space="preserve"/>
-            </w:r>
-          </w:p>
-          <w:p>
-            <w:pPr>
-              <w:spacing w:after="40" w:before="0"/>
-              <w:jc w:val="left"/>
-            </w:pPr>
-            <w:r>
-              <w:rPr>
-                <w:rFonts w:ascii="Arial" w:cs="Arial" w:eastAsia="Arial" w:hAnsi="Arial"/>
-                <w:b w:val="false"/>
-                <w:bCs w:val="false"/>
-                <w:i w:val="false"/>
-                <w:iCs w:val="false"/>
-                <w:color w:val="000000"/>
-                <w:sz w:val="18"/>
-                <w:szCs w:val="18"/>
-              </w:rPr>
-              <w:t xml:space="preserve">**When a Higher SA:V Ratio is Preferable:** Not every application wants to minimise surface area. A solar water heater tank, for example, benefits from a larger surface area because the outer surface is where heat is absorbed from the sun. Similarly, a flat, wide evaporation pan used by salt harvesters on the Kenyan coast near Malindi needs maximum surface area to expose water to air and sunlight — here, a large SA:V ratio is the goal. Engineers always match the shape to the specific purpose.</w:t>
+                <w:i/>
+                <w:iCs/>
+                <w:color w:val="808080"/>
+                <w:sz w:val="18"/>
+                <w:szCs w:val="18"/>
+              </w:rPr>
+              <w:t xml:space="preserve">Write your answer here:</w:t>
             </w:r>
           </w:p>
         </w:tc>
@@ -2355,14 +1627,12 @@
         <w:tblLayout w:type="fixed"/>
       </w:tblPr>
       <w:tblGrid>
-        <w:gridCol w:w="3000"/>
-        <w:gridCol w:w="10680"/>
+        <w:gridCol w:w="13680"/>
       </w:tblGrid>
       <w:tr>
         <w:tc>
           <w:tcPr>
             <w:tcW w:type="dxa" w:w="13680"/>
-            <w:gridSpan w:val="2"/>
             <w:shd w:fill="1F3864" w:color="auto" w:val="clear"/>
             <w:tcMar>
               <w:top w:type="dxa" w:w="60"/>
@@ -2388,7 +1658,7 @@
                 <w:sz w:val="22"/>
                 <w:szCs w:val="22"/>
               </w:rPr>
-              <w:t xml:space="preserve">Section 5: Answering the Driving Question — Your Complete, Evidenced Conclusion</w:t>
+              <w:t xml:space="preserve">Section 5: Using this mathematics in Kenya</w:t>
             </w:r>
           </w:p>
         </w:tc>
@@ -2396,7 +1666,7 @@
       <w:tr>
         <w:tc>
           <w:tcPr>
-            <w:tcW w:type="dxa" w:w="3000"/>
+            <w:tcW w:type="dxa" w:w="13680"/>
             <w:shd w:fill="D9EEF1" w:color="auto" w:val="clear"/>
             <w:tcMar>
               <w:top w:type="dxa" w:w="60"/>
@@ -2422,113 +1692,37 @@
                 <w:sz w:val="18"/>
                 <w:szCs w:val="18"/>
               </w:rPr>
-              <w:t xml:space="preserve">Now bring everything together. Write a conclusion that directly and fully answers the driving question. Your conclusion should:</w:t>
-            </w:r>
-          </w:p>
-          <w:p>
-            <w:pPr>
-              <w:spacing w:after="30" w:before="0"/>
-              <w:ind w:left="360" w:hanging="180"/>
-              <w:jc w:val="left"/>
-            </w:pPr>
-            <w:r>
-              <w:rPr>
-                <w:rFonts w:ascii="Arial" w:cs="Arial" w:eastAsia="Arial" w:hAnsi="Arial"/>
-                <w:b/>
-                <w:bCs/>
-                <w:i w:val="false"/>
-                <w:iCs w:val="false"/>
-                <w:color w:val="000000"/>
-                <w:sz w:val="18"/>
-                <w:szCs w:val="18"/>
-              </w:rPr>
-              <w:t xml:space="preserve">–  Restate the driving question and answer it in 2–3 clear sentences.</w:t>
-            </w:r>
-          </w:p>
-          <w:p>
-            <w:pPr>
-              <w:spacing w:after="30" w:before="0"/>
-              <w:ind w:left="360" w:hanging="180"/>
-              <w:jc w:val="left"/>
-            </w:pPr>
-            <w:r>
-              <w:rPr>
-                <w:rFonts w:ascii="Arial" w:cs="Arial" w:eastAsia="Arial" w:hAnsi="Arial"/>
-                <w:b/>
-                <w:bCs/>
-                <w:i w:val="false"/>
-                <w:iCs w:val="false"/>
-                <w:color w:val="000000"/>
-                <w:sz w:val="18"/>
-                <w:szCs w:val="18"/>
-              </w:rPr>
-              <w:t xml:space="preserve">–  Summarise the mathematical evidence from your calculations (reference specific numbers).</w:t>
-            </w:r>
-          </w:p>
-          <w:p>
-            <w:pPr>
-              <w:spacing w:after="30" w:before="0"/>
-              <w:ind w:left="360" w:hanging="180"/>
-              <w:jc w:val="left"/>
-            </w:pPr>
-            <w:r>
-              <w:rPr>
-                <w:rFonts w:ascii="Arial" w:cs="Arial" w:eastAsia="Arial" w:hAnsi="Arial"/>
-                <w:b/>
-                <w:bCs/>
-                <w:i w:val="false"/>
-                <w:iCs w:val="false"/>
-                <w:color w:val="000000"/>
-                <w:sz w:val="18"/>
-                <w:szCs w:val="18"/>
-              </w:rPr>
-              <w:t xml:space="preserve">–  State the key insight: surface area and volume are independent — shape determines their relationship.</w:t>
-            </w:r>
-          </w:p>
-          <w:p>
-            <w:pPr>
-              <w:spacing w:after="30" w:before="0"/>
-              <w:ind w:left="360" w:hanging="180"/>
-              <w:jc w:val="left"/>
-            </w:pPr>
-            <w:r>
-              <w:rPr>
-                <w:rFonts w:ascii="Arial" w:cs="Arial" w:eastAsia="Arial" w:hAnsi="Arial"/>
-                <w:b/>
-                <w:bCs/>
-                <w:i w:val="false"/>
-                <w:iCs w:val="false"/>
-                <w:color w:val="000000"/>
-                <w:sz w:val="18"/>
-                <w:szCs w:val="18"/>
-              </w:rPr>
-              <w:t xml:space="preserve">–  Explain what this means for engineers and manufacturers in Kenya.</w:t>
-            </w:r>
-          </w:p>
-          <w:p>
-            <w:pPr>
-              <w:spacing w:after="30" w:before="0"/>
-              <w:ind w:left="360" w:hanging="180"/>
-              <w:jc w:val="left"/>
-            </w:pPr>
-            <w:r>
-              <w:rPr>
-                <w:rFonts w:ascii="Arial" w:cs="Arial" w:eastAsia="Arial" w:hAnsi="Arial"/>
-                <w:b/>
-                <w:bCs/>
-                <w:i w:val="false"/>
-                <w:iCs w:val="false"/>
-                <w:color w:val="000000"/>
-                <w:sz w:val="18"/>
-                <w:szCs w:val="18"/>
-              </w:rPr>
-              <w:t xml:space="preserve">–  End with a reflection: what new question does this investigation make you want to explore next?</w:t>
-            </w:r>
-          </w:p>
-        </w:tc>
-        <w:tc>
-          <w:tcPr>
-            <w:tcW w:type="dxa" w:w="10680"/>
+              <w:t xml:space="preserve">(a) Describe one real situation in Kenya, other than the Kisumu water tanks, where someone needs to know the surface area of a solid, and one where someone needs to know its volume. Name the solid or solids involved.</w:t>
+            </w:r>
+          </w:p>
+          <w:p>
+            <w:pPr>
+              <w:spacing w:after="40" w:before="0"/>
+              <w:jc w:val="left"/>
+            </w:pPr>
+            <w:r>
+              <w:rPr>
+                <w:rFonts w:ascii="Arial" w:cs="Arial" w:eastAsia="Arial" w:hAnsi="Arial"/>
+                <w:b/>
+                <w:bCs/>
+                <w:i w:val="false"/>
+                <w:iCs w:val="false"/>
+                <w:color w:val="000000"/>
+                <w:sz w:val="18"/>
+                <w:szCs w:val="18"/>
+              </w:rPr>
+              <w:t xml:space="preserve">(b) Choose one career (for example architecture, agriculture, manufacturing or water engineering) and explain how the idea that shape affects surface area and volume independently helps a person in that career to make good decisions.</w:t>
+            </w:r>
+          </w:p>
+        </w:tc>
+      </w:tr>
+      <w:tr>
+        <w:trPr>
+          <w:trHeight w:val="4200" w:hRule="atLeast"/>
+        </w:trPr>
+        <w:tc>
+          <w:tcPr>
+            <w:tcW w:type="dxa" w:w="13680"/>
             <w:shd w:fill="FFFFFF" w:color="auto" w:val="clear"/>
             <w:tcMar>
               <w:top w:type="dxa" w:w="60"/>
@@ -2548,203 +1742,13 @@
                 <w:rFonts w:ascii="Arial" w:cs="Arial" w:eastAsia="Arial" w:hAnsi="Arial"/>
                 <w:b w:val="false"/>
                 <w:bCs w:val="false"/>
-                <w:i w:val="false"/>
-                <w:iCs w:val="false"/>
-                <w:color w:val="000000"/>
-                <w:sz w:val="18"/>
-                <w:szCs w:val="18"/>
-              </w:rPr>
-              <w:t xml:space="preserve">The driving question asks: how does the shape of a solid determine how much material is needed to build it and how much it can hold — and how do engineers and manufacturers in Kenya use this knowledge to design efficient, cost-effective structures?</w:t>
-            </w:r>
-          </w:p>
-          <w:p>
-            <w:pPr>
-              <w:spacing w:after="40" w:before="0"/>
-              <w:jc w:val="left"/>
-            </w:pPr>
-            <w:r>
-              <w:rPr>
-                <w:rFonts w:ascii="Arial" w:cs="Arial" w:eastAsia="Arial" w:hAnsi="Arial"/>
-                <w:b w:val="false"/>
-                <w:bCs w:val="false"/>
-                <w:i w:val="false"/>
-                <w:iCs w:val="false"/>
-                <w:color w:val="000000"/>
-                <w:sz w:val="18"/>
-                <w:szCs w:val="18"/>
-              </w:rPr>
-              <w:t xml:space="preserve"/>
-            </w:r>
-          </w:p>
-          <w:p>
-            <w:pPr>
-              <w:spacing w:after="40" w:before="0"/>
-              <w:jc w:val="left"/>
-            </w:pPr>
-            <w:r>
-              <w:rPr>
-                <w:rFonts w:ascii="Arial" w:cs="Arial" w:eastAsia="Arial" w:hAnsi="Arial"/>
-                <w:b w:val="false"/>
-                <w:bCs w:val="false"/>
-                <w:i w:val="false"/>
-                <w:iCs w:val="false"/>
-                <w:color w:val="000000"/>
-                <w:sz w:val="18"/>
-                <w:szCs w:val="18"/>
-              </w:rPr>
-              <w:t xml:space="preserve">The answer is that the shape of a solid independently controls both its surface area (the material needed) and its volume (the storage capacity), and by carefully selecting shape, engineers can hold the volume fixed while reducing the surface area — directly cutting the cost of production.</w:t>
-            </w:r>
-          </w:p>
-          <w:p>
-            <w:pPr>
-              <w:spacing w:after="40" w:before="0"/>
-              <w:jc w:val="left"/>
-            </w:pPr>
-            <w:r>
-              <w:rPr>
-                <w:rFonts w:ascii="Arial" w:cs="Arial" w:eastAsia="Arial" w:hAnsi="Arial"/>
-                <w:b w:val="false"/>
-                <w:bCs w:val="false"/>
-                <w:i w:val="false"/>
-                <w:iCs w:val="false"/>
-                <w:color w:val="000000"/>
-                <w:sz w:val="18"/>
-                <w:szCs w:val="18"/>
-              </w:rPr>
-              <w:t xml:space="preserve"/>
-            </w:r>
-          </w:p>
-          <w:p>
-            <w:pPr>
-              <w:spacing w:after="40" w:before="0"/>
-              <w:jc w:val="left"/>
-            </w:pPr>
-            <w:r>
-              <w:rPr>
-                <w:rFonts w:ascii="Arial" w:cs="Arial" w:eastAsia="Arial" w:hAnsi="Arial"/>
-                <w:b w:val="false"/>
-                <w:bCs w:val="false"/>
-                <w:i w:val="false"/>
-                <w:iCs w:val="false"/>
-                <w:color w:val="000000"/>
-                <w:sz w:val="18"/>
-                <w:szCs w:val="18"/>
-              </w:rPr>
-              <w:t xml:space="preserve">The evidence from this investigation is clear. Both the composite cylinder-hemisphere tank and the frustum tank hold approximately 5,000 litres of water (volume ≈ 5.0 m³). However, the composite tank requires approximately 15.35 m² of metal sheet to build, while the frustum requires only approximately 14.26 m² — a difference of over 1 m². This difference arises entirely because of shape. The frustum's tapered geometry distributes its volume more compactly relative to its outer skin than the composite cylinder does.</w:t>
-            </w:r>
-          </w:p>
-          <w:p>
-            <w:pPr>
-              <w:spacing w:after="40" w:before="0"/>
-              <w:jc w:val="left"/>
-            </w:pPr>
-            <w:r>
-              <w:rPr>
-                <w:rFonts w:ascii="Arial" w:cs="Arial" w:eastAsia="Arial" w:hAnsi="Arial"/>
-                <w:b w:val="false"/>
-                <w:bCs w:val="false"/>
-                <w:i w:val="false"/>
-                <w:iCs w:val="false"/>
-                <w:color w:val="000000"/>
-                <w:sz w:val="18"/>
-                <w:szCs w:val="18"/>
-              </w:rPr>
-              <w:t xml:space="preserve"/>
-            </w:r>
-          </w:p>
-          <w:p>
-            <w:pPr>
-              <w:spacing w:after="40" w:before="0"/>
-              <w:jc w:val="left"/>
-            </w:pPr>
-            <w:r>
-              <w:rPr>
-                <w:rFonts w:ascii="Arial" w:cs="Arial" w:eastAsia="Arial" w:hAnsi="Arial"/>
-                <w:b w:val="false"/>
-                <w:bCs w:val="false"/>
-                <w:i w:val="false"/>
-                <w:iCs w:val="false"/>
-                <w:color w:val="000000"/>
-                <w:sz w:val="18"/>
-                <w:szCs w:val="18"/>
-              </w:rPr>
-              <w:t xml:space="preserve">The key mathematical insight of this unit is: volume and surface area are independent properties. You cannot determine one from the other without knowing the shape. This is why a sphere is theoretically the most efficient container shape — but practical engineering requires shapes that are stable, manufacturable, transportable, and fit the landscape of rural Kenya.</w:t>
-            </w:r>
-          </w:p>
-          <w:p>
-            <w:pPr>
-              <w:spacing w:after="40" w:before="0"/>
-              <w:jc w:val="left"/>
-            </w:pPr>
-            <w:r>
-              <w:rPr>
-                <w:rFonts w:ascii="Arial" w:cs="Arial" w:eastAsia="Arial" w:hAnsi="Arial"/>
-                <w:b w:val="false"/>
-                <w:bCs w:val="false"/>
-                <w:i w:val="false"/>
-                <w:iCs w:val="false"/>
-                <w:color w:val="000000"/>
-                <w:sz w:val="18"/>
-                <w:szCs w:val="18"/>
-              </w:rPr>
-              <w:t xml:space="preserve"/>
-            </w:r>
-          </w:p>
-          <w:p>
-            <w:pPr>
-              <w:spacing w:after="40" w:before="0"/>
-              <w:jc w:val="left"/>
-            </w:pPr>
-            <w:r>
-              <w:rPr>
-                <w:rFonts w:ascii="Arial" w:cs="Arial" w:eastAsia="Arial" w:hAnsi="Arial"/>
-                <w:b w:val="false"/>
-                <w:bCs w:val="false"/>
-                <w:i w:val="false"/>
-                <w:iCs w:val="false"/>
-                <w:color w:val="000000"/>
-                <w:sz w:val="18"/>
-                <w:szCs w:val="18"/>
-              </w:rPr>
-              <w:t xml:space="preserve">For manufacturers in Kisumu and engineers designing water infrastructure for communities in Siaya County, Kericho, or the Rift Valley, this knowledge is not abstract — it translates directly into cost savings, material efficiency, and better access to water storage for Kenyan households.</w:t>
-            </w:r>
-          </w:p>
-          <w:p>
-            <w:pPr>
-              <w:spacing w:after="40" w:before="0"/>
-              <w:jc w:val="left"/>
-            </w:pPr>
-            <w:r>
-              <w:rPr>
-                <w:rFonts w:ascii="Arial" w:cs="Arial" w:eastAsia="Arial" w:hAnsi="Arial"/>
-                <w:b w:val="false"/>
-                <w:bCs w:val="false"/>
-                <w:i w:val="false"/>
-                <w:iCs w:val="false"/>
-                <w:color w:val="000000"/>
-                <w:sz w:val="18"/>
-                <w:szCs w:val="18"/>
-              </w:rPr>
-              <w:t xml:space="preserve"/>
-            </w:r>
-          </w:p>
-          <w:p>
-            <w:pPr>
-              <w:spacing w:after="40" w:before="0"/>
-              <w:jc w:val="left"/>
-            </w:pPr>
-            <w:r>
-              <w:rPr>
-                <w:rFonts w:ascii="Arial" w:cs="Arial" w:eastAsia="Arial" w:hAnsi="Arial"/>
-                <w:b w:val="false"/>
-                <w:bCs w:val="false"/>
-                <w:i w:val="false"/>
-                <w:iCs w:val="false"/>
-                <w:color w:val="000000"/>
-                <w:sz w:val="18"/>
-                <w:szCs w:val="18"/>
-              </w:rPr>
-              <w:t xml:space="preserve">*My new question:* If the manufacturer could use any shape at all — not just a frustum or cylinder — what dimensions of a cylindrical tank would give the absolute minimum surface area for exactly 5,000 litres? I want to investigate the optimisation of surface area as a function of radius, which connects to calculus and differential equations — mathematics I look forward to studying in senior school.</w:t>
+                <w:i/>
+                <w:iCs/>
+                <w:color w:val="808080"/>
+                <w:sz w:val="18"/>
+                <w:szCs w:val="18"/>
+              </w:rPr>
+              <w:t xml:space="preserve">Write your answer here:</w:t>
             </w:r>
           </w:p>
         </w:tc>
@@ -2971,7 +1975,7 @@
                 <w:sz w:val="18"/>
                 <w:szCs w:val="18"/>
               </w:rPr>
-              <w:t xml:space="preserve">Mathematical Accuracy — Formulas and Calculations</w:t>
+              <w:t xml:space="preserve">Use of evidence from the lessons</w:t>
             </w:r>
           </w:p>
         </w:tc>
@@ -3003,7 +2007,7 @@
                 <w:sz w:val="18"/>
                 <w:szCs w:val="18"/>
               </w:rPr>
-              <w:t xml:space="preserve">All formulas for TSA and volume of the composite cylinder-hemisphere and frustum are correctly stated with all variables defined. At least two fully worked numerical examples are included with correct arithmetic, correct units (m², m³, litres), and results that are consistent with the 5,000-litre scenario. The SA:V ratio is correctly calculated and interpreted.</w:t>
+              <w:t xml:space="preserve">Uses the table values and the Kisumu tank data accurately and refers to them in every answer, including correct differences and costs.</w:t>
             </w:r>
           </w:p>
         </w:tc>
@@ -3035,7 +2039,7 @@
                 <w:sz w:val="18"/>
                 <w:szCs w:val="18"/>
               </w:rPr>
-              <w:t xml:space="preserve">Formulas are correctly stated for both solids. At least one fully worked numerical example is shown with mostly correct arithmetic. Minor unit errors or rounding inconsistencies are present but do not undermine the argument. SA:V ratio is referenced and mostly correctly interpreted.</w:t>
+              <w:t xml:space="preserve">Uses most of the table values correctly, with minor slips in differences or costs.</w:t>
             </w:r>
           </w:p>
         </w:tc>
@@ -3067,7 +2071,7 @@
                 <w:sz w:val="18"/>
                 <w:szCs w:val="18"/>
               </w:rPr>
-              <w:t xml:space="preserve">Some formulas are stated but contain errors (e.g., counting the internal join as an external face, incorrect frustum slant height formula). Numerical examples are attempted but contain significant arithmetic errors or missing units. The SA:V ratio is mentioned but not calculated or explained correctly.</w:t>
+              <w:t xml:space="preserve">Uses little of the data or quotes values incorrectly.</w:t>
             </w:r>
           </w:p>
         </w:tc>
@@ -3101,7 +2105,7 @@
                 <w:sz w:val="18"/>
                 <w:szCs w:val="18"/>
               </w:rPr>
-              <w:t xml:space="preserve">Conceptual Understanding — Independence of Surface Area and Volume</w:t>
+              <w:t xml:space="preserve">Understanding that surface area and volume are independent</w:t>
             </w:r>
           </w:p>
         </w:tc>
@@ -3133,7 +2137,7 @@
                 <w:sz w:val="18"/>
                 <w:szCs w:val="18"/>
               </w:rPr>
-              <w:t xml:space="preserve">The student clearly and accurately explains that surface area and volume are independent properties of a solid. The explanation includes a correct discussion of the SA:V ratio, correctly identifies the sphere as the most efficient shape, and connects this concept to the hemispherical lid and frustum design. No misconceptions are present.</w:t>
+              <w:t xml:space="preserve">Clearly explains with the two tanks and the cone and cylinder comparison that equal volume can come with different surface areas, and that shape affects each quantity differently.</w:t>
             </w:r>
           </w:p>
         </w:tc>
@@ -3165,7 +2169,7 @@
                 <w:sz w:val="18"/>
                 <w:szCs w:val="18"/>
               </w:rPr>
-              <w:t xml:space="preserve">The student explains that the same volume can correspond to different surface areas depending on shape, with a mostly accurate explanation. The SA:V ratio is referenced. The sphere's efficiency is mentioned. One minor conceptual gap or imprecision is present (e.g., the reason the sphere is most efficient is not fully justified).</w:t>
+              <w:t xml:space="preserve">States that surface area and volume are independent and supports it with one example.</w:t>
             </w:r>
           </w:p>
         </w:tc>
@@ -3197,7 +2201,7 @@
                 <w:sz w:val="18"/>
                 <w:szCs w:val="18"/>
               </w:rPr>
-              <w:t xml:space="preserve">The student shows partial understanding — they acknowledge that the two tanks have different surface areas but cannot clearly explain why. The SA:V ratio may be defined but not correctly applied. The student may still hold the misconception that equal volumes imply equal surface areas in some cases.</w:t>
+              <w:t xml:space="preserve">Confuses surface area with volume or says a larger volume always means a larger surface area.</w:t>
             </w:r>
           </w:p>
         </w:tc>
@@ -3231,7 +2235,7 @@
                 <w:sz w:val="18"/>
                 <w:szCs w:val="18"/>
               </w:rPr>
-              <w:t xml:space="preserve">Real-World Application and Kenyan Context</w:t>
+              <w:t xml:space="preserve">Mathematical reasoning with formulae and strategies</w:t>
             </w:r>
           </w:p>
         </w:tc>
@@ -3263,7 +2267,7 @@
                 <w:sz w:val="18"/>
                 <w:szCs w:val="18"/>
               </w:rPr>
-              <w:t xml:space="preserve">The student connects the mathematics to at least two specific, realistic Kenyan scenarios (e.g., Siaya County household, Rift Valley farmer, Kericho school). At least two competing engineering factors are identified and discussed (e.g., material cost, structural stability, land footprint, ease of manufacture). The student correctly identifies at least one situation where a higher SA:V ratio is desirable and justifies it with a relevant Kenyan example.</w:t>
+              <w:t xml:space="preserve">Correctly identifies each term in the frustum formula, describes the three-step composite solid strategy including hidden faces, and links these to the result.</w:t>
             </w:r>
           </w:p>
         </w:tc>
@@ -3295,7 +2299,7 @@
                 <w:sz w:val="18"/>
                 <w:szCs w:val="18"/>
               </w:rPr>
-              <w:t xml:space="preserve">The student connects the mathematics to at least one specific Kenyan scenario with reasonable justification. At least one engineering factor beyond material cost is identified. A case where higher SA:V might be preferable is mentioned but may lack full justification or a specific Kenyan context.</w:t>
+              <w:t xml:space="preserve">Identifies most terms and steps, with small gaps in explaining hidden faces or slant height.</w:t>
             </w:r>
           </w:p>
         </w:tc>
@@ -3327,7 +2331,7 @@
                 <w:sz w:val="18"/>
                 <w:szCs w:val="18"/>
               </w:rPr>
-              <w:t xml:space="preserve">The student makes general statements about cost savings without connecting them to specific Kenyan contexts or people. Engineering trade-offs are not discussed or are limited to cost alone. The idea that a higher SA:V ratio could be useful is not addressed.</w:t>
+              <w:t xml:space="preserve">Names formulae or steps incompletely or incorrectly.</w:t>
             </w:r>
           </w:p>
         </w:tc>
@@ -3361,7 +2365,7 @@
                 <w:sz w:val="18"/>
                 <w:szCs w:val="18"/>
               </w:rPr>
-              <w:t xml:space="preserve">Use of Mathematical Vocabulary and Communication</w:t>
+              <w:t xml:space="preserve">Justified recommendation and Kenyan applications</w:t>
             </w:r>
           </w:p>
         </w:tc>
@@ -3393,7 +2397,7 @@
                 <w:sz w:val="18"/>
                 <w:szCs w:val="18"/>
               </w:rPr>
-              <w:t xml:space="preserve">The student consistently and correctly uses all required mathematical vocabulary: surface area, volume, composite solid, frustum, hemisphere, lateral surface area, slant height, SA:V ratio, radius, height. Diagrams are labelled and support the written explanation. The explanation is logically structured with clear links between sections and directly answers the driving question in the conclusion.</w:t>
+              <w:t xml:space="preserve">Gives a clear recommendation supported by at least two pieces of evidence, and gives accurate, relevant Kenyan examples and a career link.</w:t>
             </w:r>
           </w:p>
         </w:tc>
@@ -3425,7 +2429,7 @@
                 <w:sz w:val="18"/>
                 <w:szCs w:val="18"/>
               </w:rPr>
-              <w:t xml:space="preserve">The student uses most required vocabulary correctly with one or two terms used imprecisely (e.g., confusing 'total surface area' and 'curved surface area'). A diagram is included but may be partially labelled. The explanation is mostly logical, though one section may not clearly link to the driving question.</w:t>
+              <w:t xml:space="preserve">Gives a recommendation with some evidence and at least one suitable Kenyan example.</w:t>
             </w:r>
           </w:p>
         </w:tc>
@@ -3457,137 +2461,7 @@
                 <w:sz w:val="18"/>
                 <w:szCs w:val="18"/>
               </w:rPr>
-              <w:t xml:space="preserve">The student uses limited mathematical vocabulary, relying on informal language (e.g., 'the outside of the shape' instead of 'surface area'). Key terms such as 'frustum', 'composite solid', or 'SA:V ratio' are absent or used incorrectly. No diagram is included. The conclusion does not clearly answer the driving question.</w:t>
-            </w:r>
-          </w:p>
-        </w:tc>
-      </w:tr>
-      <w:tr>
-        <w:tc>
-          <w:tcPr>
-            <w:tcW w:type="dxa" w:w="3000"/>
-            <w:shd w:fill="D5E8F0" w:color="auto" w:val="clear"/>
-            <w:tcMar>
-              <w:top w:type="dxa" w:w="60"/>
-              <w:left w:type="dxa" w:w="120"/>
-              <w:bottom w:type="dxa" w:w="60"/>
-              <w:right w:type="dxa" w:w="120"/>
-            </w:tcMar>
-            <w:vAlign w:val="top"/>
-          </w:tcPr>
-          <w:p>
-            <w:pPr>
-              <w:spacing w:after="40" w:before="0"/>
-              <w:jc w:val="left"/>
-            </w:pPr>
-            <w:r>
-              <w:rPr>
-                <w:rFonts w:ascii="Arial" w:cs="Arial" w:eastAsia="Arial" w:hAnsi="Arial"/>
-                <w:b w:val="false"/>
-                <w:bCs w:val="false"/>
-                <w:i w:val="false"/>
-                <w:iCs w:val="false"/>
-                <w:color w:val="000000"/>
-                <w:sz w:val="18"/>
-                <w:szCs w:val="18"/>
-              </w:rPr>
-              <w:t xml:space="preserve">Depth of Reflection and Extended Thinking</w:t>
-            </w:r>
-          </w:p>
-        </w:tc>
-        <w:tc>
-          <w:tcPr>
-            <w:tcW w:type="dxa" w:w="3560"/>
-            <w:shd w:fill="FFFFFF" w:color="auto" w:val="clear"/>
-            <w:tcMar>
-              <w:top w:type="dxa" w:w="60"/>
-              <w:left w:type="dxa" w:w="120"/>
-              <w:bottom w:type="dxa" w:w="60"/>
-              <w:right w:type="dxa" w:w="120"/>
-            </w:tcMar>
-            <w:vAlign w:val="top"/>
-          </w:tcPr>
-          <w:p>
-            <w:pPr>
-              <w:spacing w:after="40" w:before="0"/>
-              <w:jc w:val="left"/>
-            </w:pPr>
-            <w:r>
-              <w:rPr>
-                <w:rFonts w:ascii="Arial" w:cs="Arial" w:eastAsia="Arial" w:hAnsi="Arial"/>
-                <w:b w:val="false"/>
-                <w:bCs w:val="false"/>
-                <w:i w:val="false"/>
-                <w:iCs w:val="false"/>
-                <w:color w:val="000000"/>
-                <w:sz w:val="18"/>
-                <w:szCs w:val="18"/>
-              </w:rPr>
-              <w:t xml:space="preserve">The conclusion directly and fully answers the driving question with specific numerical evidence cited from the student's own calculations. The student articulates the key mathematical insight (surface area and volume are independent; shape governs their relationship) in their own words. The new question posed for further investigation is specific, mathematically grounded, and shows genuine curiosity (e.g., optimisation of dimensions, connection to calculus, comparison of more shapes).</w:t>
-            </w:r>
-          </w:p>
-        </w:tc>
-        <w:tc>
-          <w:tcPr>
-            <w:tcW w:type="dxa" w:w="3560"/>
-            <w:shd w:fill="F2F2F2" w:color="auto" w:val="clear"/>
-            <w:tcMar>
-              <w:top w:type="dxa" w:w="60"/>
-              <w:left w:type="dxa" w:w="120"/>
-              <w:bottom w:type="dxa" w:w="60"/>
-              <w:right w:type="dxa" w:w="120"/>
-            </w:tcMar>
-            <w:vAlign w:val="top"/>
-          </w:tcPr>
-          <w:p>
-            <w:pPr>
-              <w:spacing w:after="40" w:before="0"/>
-              <w:jc w:val="left"/>
-            </w:pPr>
-            <w:r>
-              <w:rPr>
-                <w:rFonts w:ascii="Arial" w:cs="Arial" w:eastAsia="Arial" w:hAnsi="Arial"/>
-                <w:b w:val="false"/>
-                <w:bCs w:val="false"/>
-                <w:i w:val="false"/>
-                <w:iCs w:val="false"/>
-                <w:color w:val="000000"/>
-                <w:sz w:val="18"/>
-                <w:szCs w:val="18"/>
-              </w:rPr>
-              <w:t xml:space="preserve">The conclusion answers the driving question and references some numerical evidence. The key mathematical insight is stated, though it may be paraphrased rather than deeply explained. A new question is posed but is general rather than specific or mathematically precise.</w:t>
-            </w:r>
-          </w:p>
-        </w:tc>
-        <w:tc>
-          <w:tcPr>
-            <w:tcW w:type="dxa" w:w="3560"/>
-            <w:shd w:fill="FFFFFF" w:color="auto" w:val="clear"/>
-            <w:tcMar>
-              <w:top w:type="dxa" w:w="60"/>
-              <w:left w:type="dxa" w:w="120"/>
-              <w:bottom w:type="dxa" w:w="60"/>
-              <w:right w:type="dxa" w:w="120"/>
-            </w:tcMar>
-            <w:vAlign w:val="top"/>
-          </w:tcPr>
-          <w:p>
-            <w:pPr>
-              <w:spacing w:after="40" w:before="0"/>
-              <w:jc w:val="left"/>
-            </w:pPr>
-            <w:r>
-              <w:rPr>
-                <w:rFonts w:ascii="Arial" w:cs="Arial" w:eastAsia="Arial" w:hAnsi="Arial"/>
-                <w:b w:val="false"/>
-                <w:bCs w:val="false"/>
-                <w:i w:val="false"/>
-                <w:iCs w:val="false"/>
-                <w:color w:val="000000"/>
-                <w:sz w:val="18"/>
-                <w:szCs w:val="18"/>
-              </w:rPr>
-              <w:t xml:space="preserve">The conclusion is present but does not clearly answer the driving question, or it restates the question without answering it. Numerical evidence is absent or vague. No new question is posed, or the question posed does not connect to the mathematics of the unit.</w:t>
+              <w:t xml:space="preserve">Gives a recommendation without evidence or gives examples that are unclear or unrelated.</w:t>
             </w:r>
           </w:p>
         </w:tc>
@@ -3711,7 +2585,7 @@
         </w:rPr>
         <w:t xml:space="preserve">© 2026 SeaVuria and ARES. This work is licensed under a </w:t>
       </w:r>
-      <w:hyperlink w:history="1" r:id="rIdjstkrsl6pxifkmyrke2w7">
+      <w:hyperlink w:history="1" r:id="rIdmkj8hsd7dugvbltbmwlnk">
         <w:r>
           <w:rPr>
             <w:rFonts w:ascii="Arial" w:cs="Arial" w:eastAsia="Arial" w:hAnsi="Arial"/>
@@ -3731,7 +2605,7 @@
         </w:rPr>
         <w:t xml:space="preserve"> (</w:t>
       </w:r>
-      <w:hyperlink w:history="1" r:id="rIdlowurymfq1liytsanrqty">
+      <w:hyperlink w:history="1" r:id="rId91pf4mgmsqq-so1sjqbn8">
         <w:r>
           <w:rPr>
             <w:rFonts w:ascii="Arial" w:cs="Arial" w:eastAsia="Arial" w:hAnsi="Arial"/>
@@ -3751,7 +2625,7 @@
         </w:rPr>
         <w:t xml:space="preserve">). To view a copy of this license, visit </w:t>
       </w:r>
-      <w:hyperlink w:history="1" r:id="rIdub8e3wq0ruxrcb5rlmhuy">
+      <w:hyperlink w:history="1" r:id="rIdxm6wt-tzkmmqkyuj_ezou">
         <w:r>
           <w:rPr>
             <w:rFonts w:ascii="Arial" w:cs="Arial" w:eastAsia="Arial" w:hAnsi="Arial"/>

--- a/data/outputs/v2/Maths/SS2.4_Surface_Area_and_Volume_of_Solids/Mathematics_Surface_Area_and_Volume_of_Solids_FinalExplanation.docx
+++ b/data/outputs/v2/Maths/SS2.4_Surface_Area_and_Volume_of_Solids/Mathematics_Surface_Area_and_Volume_of_Solids_FinalExplanation.docx
@@ -2585,7 +2585,7 @@
         </w:rPr>
         <w:t xml:space="preserve">© 2026 SeaVuria and ARES. This work is licensed under a </w:t>
       </w:r>
-      <w:hyperlink w:history="1" r:id="rIdmkj8hsd7dugvbltbmwlnk">
+      <w:hyperlink w:history="1" r:id="rIdqhhobpc4deg8thmowvpdy">
         <w:r>
           <w:rPr>
             <w:rFonts w:ascii="Arial" w:cs="Arial" w:eastAsia="Arial" w:hAnsi="Arial"/>
@@ -2605,7 +2605,7 @@
         </w:rPr>
         <w:t xml:space="preserve"> (</w:t>
       </w:r>
-      <w:hyperlink w:history="1" r:id="rId91pf4mgmsqq-so1sjqbn8">
+      <w:hyperlink w:history="1" r:id="rId-sujglkin6-j4x3cws4zf">
         <w:r>
           <w:rPr>
             <w:rFonts w:ascii="Arial" w:cs="Arial" w:eastAsia="Arial" w:hAnsi="Arial"/>
@@ -2625,7 +2625,7 @@
         </w:rPr>
         <w:t xml:space="preserve">). To view a copy of this license, visit </w:t>
       </w:r>
-      <w:hyperlink w:history="1" r:id="rIdxm6wt-tzkmmqkyuj_ezou">
+      <w:hyperlink w:history="1" r:id="rIdqb6edaj7hnkawzlmwb8st">
         <w:r>
           <w:rPr>
             <w:rFonts w:ascii="Arial" w:cs="Arial" w:eastAsia="Arial" w:hAnsi="Arial"/>

--- a/data/outputs/v2/Maths/SS2.4_Surface_Area_and_Volume_of_Solids/Mathematics_Surface_Area_and_Volume_of_Solids_FinalExplanation.docx
+++ b/data/outputs/v2/Maths/SS2.4_Surface_Area_and_Volume_of_Solids/Mathematics_Surface_Area_and_Volume_of_Solids_FinalExplanation.docx
@@ -2585,7 +2585,7 @@
         </w:rPr>
         <w:t xml:space="preserve">© 2026 SeaVuria and ARES. This work is licensed under a </w:t>
       </w:r>
-      <w:hyperlink w:history="1" r:id="rIdqhhobpc4deg8thmowvpdy">
+      <w:hyperlink w:history="1" r:id="rIdhbcazdc2o9_b73hm8nypc">
         <w:r>
           <w:rPr>
             <w:rFonts w:ascii="Arial" w:cs="Arial" w:eastAsia="Arial" w:hAnsi="Arial"/>
@@ -2605,7 +2605,7 @@
         </w:rPr>
         <w:t xml:space="preserve"> (</w:t>
       </w:r>
-      <w:hyperlink w:history="1" r:id="rId-sujglkin6-j4x3cws4zf">
+      <w:hyperlink w:history="1" r:id="rIdcsbsioql3qv5kxr9bizmt">
         <w:r>
           <w:rPr>
             <w:rFonts w:ascii="Arial" w:cs="Arial" w:eastAsia="Arial" w:hAnsi="Arial"/>
@@ -2625,7 +2625,7 @@
         </w:rPr>
         <w:t xml:space="preserve">). To view a copy of this license, visit </w:t>
       </w:r>
-      <w:hyperlink w:history="1" r:id="rIdqb6edaj7hnkawzlmwb8st">
+      <w:hyperlink w:history="1" r:id="rIdhlhn8rfj3n0pqoza4z9bv">
         <w:r>
           <w:rPr>
             <w:rFonts w:ascii="Arial" w:cs="Arial" w:eastAsia="Arial" w:hAnsi="Arial"/>

--- a/data/outputs/v2/Maths/SS2.4_Surface_Area_and_Volume_of_Solids/Mathematics_Surface_Area_and_Volume_of_Solids_FinalExplanation.docx
+++ b/data/outputs/v2/Maths/SS2.4_Surface_Area_and_Volume_of_Solids/Mathematics_Surface_Area_and_Volume_of_Solids_FinalExplanation.docx
@@ -2585,7 +2585,7 @@
         </w:rPr>
         <w:t xml:space="preserve">© 2026 SeaVuria and ARES. This work is licensed under a </w:t>
       </w:r>
-      <w:hyperlink w:history="1" r:id="rIdhbcazdc2o9_b73hm8nypc">
+      <w:hyperlink w:history="1" r:id="rIdqs5oapyog06sv7uqk8wzf">
         <w:r>
           <w:rPr>
             <w:rFonts w:ascii="Arial" w:cs="Arial" w:eastAsia="Arial" w:hAnsi="Arial"/>
@@ -2605,7 +2605,7 @@
         </w:rPr>
         <w:t xml:space="preserve"> (</w:t>
       </w:r>
-      <w:hyperlink w:history="1" r:id="rIdcsbsioql3qv5kxr9bizmt">
+      <w:hyperlink w:history="1" r:id="rId3z4rzcfi5xq3r1sktwtx2">
         <w:r>
           <w:rPr>
             <w:rFonts w:ascii="Arial" w:cs="Arial" w:eastAsia="Arial" w:hAnsi="Arial"/>
@@ -2625,7 +2625,7 @@
         </w:rPr>
         <w:t xml:space="preserve">). To view a copy of this license, visit </w:t>
       </w:r>
-      <w:hyperlink w:history="1" r:id="rIdhlhn8rfj3n0pqoza4z9bv">
+      <w:hyperlink w:history="1" r:id="rIdywbbouc7wdllgtdgyxx_y">
         <w:r>
           <w:rPr>
             <w:rFonts w:ascii="Arial" w:cs="Arial" w:eastAsia="Arial" w:hAnsi="Arial"/>

--- a/data/outputs/v2/Maths/SS2.4_Surface_Area_and_Volume_of_Solids/Mathematics_Surface_Area_and_Volume_of_Solids_FinalExplanation.docx
+++ b/data/outputs/v2/Maths/SS2.4_Surface_Area_and_Volume_of_Solids/Mathematics_Surface_Area_and_Volume_of_Solids_FinalExplanation.docx
@@ -2585,7 +2585,7 @@
         </w:rPr>
         <w:t xml:space="preserve">© 2026 SeaVuria and ARES. This work is licensed under a </w:t>
       </w:r>
-      <w:hyperlink w:history="1" r:id="rIdqs5oapyog06sv7uqk8wzf">
+      <w:hyperlink w:history="1" r:id="rIdjvzceo20crlufi9npv18u">
         <w:r>
           <w:rPr>
             <w:rFonts w:ascii="Arial" w:cs="Arial" w:eastAsia="Arial" w:hAnsi="Arial"/>
@@ -2605,7 +2605,7 @@
         </w:rPr>
         <w:t xml:space="preserve"> (</w:t>
       </w:r>
-      <w:hyperlink w:history="1" r:id="rId3z4rzcfi5xq3r1sktwtx2">
+      <w:hyperlink w:history="1" r:id="rIdpbsfuizko7ckuoqealt8h">
         <w:r>
           <w:rPr>
             <w:rFonts w:ascii="Arial" w:cs="Arial" w:eastAsia="Arial" w:hAnsi="Arial"/>
@@ -2625,7 +2625,7 @@
         </w:rPr>
         <w:t xml:space="preserve">). To view a copy of this license, visit </w:t>
       </w:r>
-      <w:hyperlink w:history="1" r:id="rIdywbbouc7wdllgtdgyxx_y">
+      <w:hyperlink w:history="1" r:id="rIdajntne8qzgeazciaxjz8z">
         <w:r>
           <w:rPr>
             <w:rFonts w:ascii="Arial" w:cs="Arial" w:eastAsia="Arial" w:hAnsi="Arial"/>

--- a/data/outputs/v2/Maths/SS2.4_Surface_Area_and_Volume_of_Solids/Mathematics_Surface_Area_and_Volume_of_Solids_FinalExplanation.docx
+++ b/data/outputs/v2/Maths/SS2.4_Surface_Area_and_Volume_of_Solids/Mathematics_Surface_Area_and_Volume_of_Solids_FinalExplanation.docx
@@ -4,6 +4,7 @@
   <w:body>
     <w:p>
       <w:pPr>
+        <w:keepNext w:val="false"/>
         <w:spacing w:after="30" w:before="0"/>
         <w:jc w:val="center"/>
       </w:pPr>
@@ -23,6 +24,7 @@
     </w:p>
     <w:p>
       <w:pPr>
+        <w:keepNext w:val="false"/>
         <w:spacing w:after="60" w:before="0"/>
         <w:jc w:val="center"/>
       </w:pPr>
@@ -81,6 +83,7 @@
           </w:tcPr>
           <w:p>
             <w:pPr>
+              <w:keepNext w:val="false"/>
               <w:spacing w:after="40" w:before="0"/>
               <w:jc w:val="center"/>
             </w:pPr>
@@ -116,6 +119,7 @@
           </w:tcPr>
           <w:p>
             <w:pPr>
+              <w:keepNext w:val="false"/>
               <w:spacing w:after="40" w:before="0"/>
               <w:jc w:val="center"/>
             </w:pPr>
@@ -150,6 +154,7 @@
           </w:tcPr>
           <w:p>
             <w:pPr>
+              <w:keepNext w:val="false"/>
               <w:spacing w:after="40" w:before="0"/>
               <w:jc w:val="left"/>
             </w:pPr>
@@ -182,6 +187,7 @@
           </w:tcPr>
           <w:p>
             <w:pPr>
+              <w:keepNext w:val="false"/>
               <w:spacing w:after="40" w:before="0"/>
               <w:jc w:val="left"/>
             </w:pPr>
@@ -216,6 +222,7 @@
           </w:tcPr>
           <w:p>
             <w:pPr>
+              <w:keepNext w:val="false"/>
               <w:spacing w:after="40" w:before="0"/>
               <w:jc w:val="left"/>
             </w:pPr>
@@ -248,6 +255,7 @@
           </w:tcPr>
           <w:p>
             <w:pPr>
+              <w:keepNext w:val="false"/>
               <w:spacing w:after="40" w:before="0"/>
               <w:jc w:val="left"/>
             </w:pPr>
@@ -282,6 +290,7 @@
           </w:tcPr>
           <w:p>
             <w:pPr>
+              <w:keepNext w:val="false"/>
               <w:spacing w:after="40" w:before="0"/>
               <w:jc w:val="left"/>
             </w:pPr>
@@ -314,6 +323,7 @@
           </w:tcPr>
           <w:p>
             <w:pPr>
+              <w:keepNext w:val="false"/>
               <w:spacing w:after="40" w:before="0"/>
               <w:jc w:val="left"/>
             </w:pPr>
@@ -374,6 +384,7 @@
           </w:tcPr>
           <w:p>
             <w:pPr>
+              <w:keepNext w:val="false"/>
               <w:spacing w:after="40" w:before="0"/>
               <w:jc w:val="center"/>
             </w:pPr>
@@ -408,6 +419,7 @@
           </w:tcPr>
           <w:p>
             <w:pPr>
+              <w:keepNext w:val="false"/>
               <w:spacing w:after="40" w:before="0"/>
               <w:jc w:val="left"/>
             </w:pPr>
@@ -467,6 +479,7 @@
           </w:tcPr>
           <w:p>
             <w:pPr>
+              <w:keepNext/>
               <w:spacing w:after="40" w:before="0"/>
               <w:jc w:val="center"/>
             </w:pPr>
@@ -501,6 +514,7 @@
           </w:tcPr>
           <w:p>
             <w:pPr>
+              <w:keepNext/>
               <w:spacing w:after="40" w:before="0"/>
               <w:jc w:val="left"/>
             </w:pPr>
@@ -520,6 +534,7 @@
           </w:p>
           <w:p>
             <w:pPr>
+              <w:keepNext/>
               <w:spacing w:after="40" w:before="0"/>
               <w:jc w:val="left"/>
             </w:pPr>
@@ -571,6 +586,7 @@
                 </w:tcPr>
                 <w:p>
                   <w:pPr>
+                    <w:keepNext w:val="false"/>
                     <w:spacing w:after="40" w:before="0"/>
                     <w:jc w:val="left"/>
                   </w:pPr>
@@ -603,6 +619,7 @@
                 </w:tcPr>
                 <w:p>
                   <w:pPr>
+                    <w:keepNext w:val="false"/>
                     <w:spacing w:after="40" w:before="0"/>
                     <w:jc w:val="left"/>
                   </w:pPr>
@@ -635,6 +652,7 @@
                 </w:tcPr>
                 <w:p>
                   <w:pPr>
+                    <w:keepNext w:val="false"/>
                     <w:spacing w:after="40" w:before="0"/>
                     <w:jc w:val="left"/>
                   </w:pPr>
@@ -667,6 +685,7 @@
                 </w:tcPr>
                 <w:p>
                   <w:pPr>
+                    <w:keepNext w:val="false"/>
                     <w:spacing w:after="40" w:before="0"/>
                     <w:jc w:val="left"/>
                   </w:pPr>
@@ -701,6 +720,7 @@
                 </w:tcPr>
                 <w:p>
                   <w:pPr>
+                    <w:keepNext w:val="false"/>
                     <w:spacing w:after="40" w:before="0"/>
                     <w:jc w:val="left"/>
                   </w:pPr>
@@ -733,6 +753,7 @@
                 </w:tcPr>
                 <w:p>
                   <w:pPr>
+                    <w:keepNext w:val="false"/>
                     <w:spacing w:after="40" w:before="0"/>
                     <w:jc w:val="left"/>
                   </w:pPr>
@@ -765,6 +786,7 @@
                 </w:tcPr>
                 <w:p>
                   <w:pPr>
+                    <w:keepNext w:val="false"/>
                     <w:spacing w:after="40" w:before="0"/>
                     <w:jc w:val="left"/>
                   </w:pPr>
@@ -797,6 +819,7 @@
                 </w:tcPr>
                 <w:p>
                   <w:pPr>
+                    <w:keepNext w:val="false"/>
                     <w:spacing w:after="40" w:before="0"/>
                     <w:jc w:val="left"/>
                   </w:pPr>
@@ -831,6 +854,7 @@
                 </w:tcPr>
                 <w:p>
                   <w:pPr>
+                    <w:keepNext w:val="false"/>
                     <w:spacing w:after="40" w:before="0"/>
                     <w:jc w:val="left"/>
                   </w:pPr>
@@ -863,6 +887,7 @@
                 </w:tcPr>
                 <w:p>
                   <w:pPr>
+                    <w:keepNext w:val="false"/>
                     <w:spacing w:after="40" w:before="0"/>
                     <w:jc w:val="left"/>
                   </w:pPr>
@@ -895,6 +920,7 @@
                 </w:tcPr>
                 <w:p>
                   <w:pPr>
+                    <w:keepNext w:val="false"/>
                     <w:spacing w:after="40" w:before="0"/>
                     <w:jc w:val="left"/>
                   </w:pPr>
@@ -927,6 +953,7 @@
                 </w:tcPr>
                 <w:p>
                   <w:pPr>
+                    <w:keepNext w:val="false"/>
                     <w:spacing w:after="40" w:before="0"/>
                     <w:jc w:val="left"/>
                   </w:pPr>
@@ -949,6 +976,7 @@
           </w:tbl>
           <w:p>
             <w:pPr>
+              <w:keepNext w:val="false"/>
               <w:spacing w:after="60" w:before="0"/>
               <w:jc w:val="left"/>
             </w:pPr>
@@ -968,6 +996,7 @@
           </w:p>
           <w:p>
             <w:pPr>
+              <w:keepNext/>
               <w:spacing w:after="40" w:before="0"/>
               <w:jc w:val="left"/>
             </w:pPr>
@@ -987,6 +1016,7 @@
           </w:p>
           <w:p>
             <w:pPr>
+              <w:keepNext/>
               <w:spacing w:after="40" w:before="0"/>
               <w:jc w:val="left"/>
             </w:pPr>
@@ -1006,6 +1036,7 @@
           </w:p>
           <w:p>
             <w:pPr>
+              <w:keepNext/>
               <w:spacing w:after="40" w:before="0"/>
               <w:jc w:val="left"/>
             </w:pPr>
@@ -1025,6 +1056,7 @@
           </w:p>
           <w:p>
             <w:pPr>
+              <w:keepNext w:val="false"/>
               <w:spacing w:after="60" w:before="0"/>
               <w:jc w:val="left"/>
             </w:pPr>
@@ -1062,6 +1094,7 @@
           </w:tcPr>
           <w:p>
             <w:pPr>
+              <w:keepNext w:val="false"/>
               <w:spacing w:after="40" w:before="0"/>
               <w:jc w:val="left"/>
             </w:pPr>
@@ -1121,6 +1154,7 @@
           </w:tcPr>
           <w:p>
             <w:pPr>
+              <w:keepNext/>
               <w:spacing w:after="40" w:before="0"/>
               <w:jc w:val="center"/>
             </w:pPr>
@@ -1155,6 +1189,7 @@
           </w:tcPr>
           <w:p>
             <w:pPr>
+              <w:keepNext/>
               <w:spacing w:after="40" w:before="0"/>
               <w:jc w:val="left"/>
             </w:pPr>
@@ -1174,6 +1209,7 @@
           </w:p>
           <w:p>
             <w:pPr>
+              <w:keepNext/>
               <w:spacing w:after="40" w:before="0"/>
               <w:jc w:val="left"/>
             </w:pPr>
@@ -1193,6 +1229,7 @@
           </w:p>
           <w:p>
             <w:pPr>
+              <w:keepNext/>
               <w:spacing w:after="40" w:before="0"/>
               <w:jc w:val="left"/>
             </w:pPr>
@@ -1230,6 +1267,7 @@
           </w:tcPr>
           <w:p>
             <w:pPr>
+              <w:keepNext w:val="false"/>
               <w:spacing w:after="40" w:before="0"/>
               <w:jc w:val="left"/>
             </w:pPr>
@@ -1289,6 +1327,7 @@
           </w:tcPr>
           <w:p>
             <w:pPr>
+              <w:keepNext/>
               <w:spacing w:after="40" w:before="0"/>
               <w:jc w:val="center"/>
             </w:pPr>
@@ -1323,6 +1362,7 @@
           </w:tcPr>
           <w:p>
             <w:pPr>
+              <w:keepNext/>
               <w:spacing w:after="40" w:before="0"/>
               <w:jc w:val="left"/>
             </w:pPr>
@@ -1342,6 +1382,7 @@
           </w:p>
           <w:p>
             <w:pPr>
+              <w:keepNext/>
               <w:spacing w:after="40" w:before="0"/>
               <w:jc w:val="left"/>
             </w:pPr>
@@ -1361,6 +1402,7 @@
           </w:p>
           <w:p>
             <w:pPr>
+              <w:keepNext/>
               <w:spacing w:after="40" w:before="0"/>
               <w:jc w:val="left"/>
             </w:pPr>
@@ -1398,6 +1440,7 @@
           </w:tcPr>
           <w:p>
             <w:pPr>
+              <w:keepNext w:val="false"/>
               <w:spacing w:after="40" w:before="0"/>
               <w:jc w:val="left"/>
             </w:pPr>
@@ -1457,6 +1500,7 @@
           </w:tcPr>
           <w:p>
             <w:pPr>
+              <w:keepNext/>
               <w:spacing w:after="40" w:before="0"/>
               <w:jc w:val="center"/>
             </w:pPr>
@@ -1491,6 +1535,7 @@
           </w:tcPr>
           <w:p>
             <w:pPr>
+              <w:keepNext/>
               <w:spacing w:after="40" w:before="0"/>
               <w:jc w:val="left"/>
             </w:pPr>
@@ -1510,6 +1555,7 @@
           </w:p>
           <w:p>
             <w:pPr>
+              <w:keepNext/>
               <w:spacing w:after="40" w:before="0"/>
               <w:jc w:val="left"/>
             </w:pPr>
@@ -1529,6 +1575,7 @@
           </w:p>
           <w:p>
             <w:pPr>
+              <w:keepNext/>
               <w:spacing w:after="40" w:before="0"/>
               <w:jc w:val="left"/>
             </w:pPr>
@@ -1548,6 +1595,7 @@
           </w:p>
           <w:p>
             <w:pPr>
+              <w:keepNext/>
               <w:spacing w:after="40" w:before="0"/>
               <w:jc w:val="left"/>
             </w:pPr>
@@ -1585,6 +1633,7 @@
           </w:tcPr>
           <w:p>
             <w:pPr>
+              <w:keepNext w:val="false"/>
               <w:spacing w:after="40" w:before="0"/>
               <w:jc w:val="left"/>
             </w:pPr>
@@ -1644,6 +1693,7 @@
           </w:tcPr>
           <w:p>
             <w:pPr>
+              <w:keepNext/>
               <w:spacing w:after="40" w:before="0"/>
               <w:jc w:val="center"/>
             </w:pPr>
@@ -1678,6 +1728,7 @@
           </w:tcPr>
           <w:p>
             <w:pPr>
+              <w:keepNext/>
               <w:spacing w:after="40" w:before="0"/>
               <w:jc w:val="left"/>
             </w:pPr>
@@ -1697,6 +1748,7 @@
           </w:p>
           <w:p>
             <w:pPr>
+              <w:keepNext/>
               <w:spacing w:after="40" w:before="0"/>
               <w:jc w:val="left"/>
             </w:pPr>
@@ -1734,6 +1786,7 @@
           </w:tcPr>
           <w:p>
             <w:pPr>
+              <w:keepNext w:val="false"/>
               <w:spacing w:after="40" w:before="0"/>
               <w:jc w:val="left"/>
             </w:pPr>
@@ -1797,6 +1850,7 @@
           </w:tcPr>
           <w:p>
             <w:pPr>
+              <w:keepNext w:val="false"/>
               <w:spacing w:after="40" w:before="0"/>
               <w:jc w:val="center"/>
             </w:pPr>
@@ -1831,6 +1885,7 @@
           </w:tcPr>
           <w:p>
             <w:pPr>
+              <w:keepNext w:val="false"/>
               <w:spacing w:after="40" w:before="0"/>
               <w:jc w:val="left"/>
             </w:pPr>
@@ -1863,6 +1918,7 @@
           </w:tcPr>
           <w:p>
             <w:pPr>
+              <w:keepNext w:val="false"/>
               <w:spacing w:after="40" w:before="0"/>
               <w:jc w:val="left"/>
             </w:pPr>
@@ -1895,6 +1951,7 @@
           </w:tcPr>
           <w:p>
             <w:pPr>
+              <w:keepNext w:val="false"/>
               <w:spacing w:after="40" w:before="0"/>
               <w:jc w:val="left"/>
             </w:pPr>
@@ -1927,6 +1984,7 @@
           </w:tcPr>
           <w:p>
             <w:pPr>
+              <w:keepNext w:val="false"/>
               <w:spacing w:after="40" w:before="0"/>
               <w:jc w:val="left"/>
             </w:pPr>
@@ -1961,6 +2019,7 @@
           </w:tcPr>
           <w:p>
             <w:pPr>
+              <w:keepNext w:val="false"/>
               <w:spacing w:after="40" w:before="0"/>
               <w:jc w:val="left"/>
             </w:pPr>
@@ -1993,6 +2052,7 @@
           </w:tcPr>
           <w:p>
             <w:pPr>
+              <w:keepNext w:val="false"/>
               <w:spacing w:after="40" w:before="0"/>
               <w:jc w:val="left"/>
             </w:pPr>
@@ -2025,6 +2085,7 @@
           </w:tcPr>
           <w:p>
             <w:pPr>
+              <w:keepNext w:val="false"/>
               <w:spacing w:after="40" w:before="0"/>
               <w:jc w:val="left"/>
             </w:pPr>
@@ -2057,6 +2118,7 @@
           </w:tcPr>
           <w:p>
             <w:pPr>
+              <w:keepNext w:val="false"/>
               <w:spacing w:after="40" w:before="0"/>
               <w:jc w:val="left"/>
             </w:pPr>
@@ -2091,6 +2153,7 @@
           </w:tcPr>
           <w:p>
             <w:pPr>
+              <w:keepNext w:val="false"/>
               <w:spacing w:after="40" w:before="0"/>
               <w:jc w:val="left"/>
             </w:pPr>
@@ -2123,6 +2186,7 @@
           </w:tcPr>
           <w:p>
             <w:pPr>
+              <w:keepNext w:val="false"/>
               <w:spacing w:after="40" w:before="0"/>
               <w:jc w:val="left"/>
             </w:pPr>
@@ -2155,6 +2219,7 @@
           </w:tcPr>
           <w:p>
             <w:pPr>
+              <w:keepNext w:val="false"/>
               <w:spacing w:after="40" w:before="0"/>
               <w:jc w:val="left"/>
             </w:pPr>
@@ -2187,6 +2252,7 @@
           </w:tcPr>
           <w:p>
             <w:pPr>
+              <w:keepNext w:val="false"/>
               <w:spacing w:after="40" w:before="0"/>
               <w:jc w:val="left"/>
             </w:pPr>
@@ -2221,6 +2287,7 @@
           </w:tcPr>
           <w:p>
             <w:pPr>
+              <w:keepNext w:val="false"/>
               <w:spacing w:after="40" w:before="0"/>
               <w:jc w:val="left"/>
             </w:pPr>
@@ -2253,6 +2320,7 @@
           </w:tcPr>
           <w:p>
             <w:pPr>
+              <w:keepNext w:val="false"/>
               <w:spacing w:after="40" w:before="0"/>
               <w:jc w:val="left"/>
             </w:pPr>
@@ -2285,6 +2353,7 @@
           </w:tcPr>
           <w:p>
             <w:pPr>
+              <w:keepNext w:val="false"/>
               <w:spacing w:after="40" w:before="0"/>
               <w:jc w:val="left"/>
             </w:pPr>
@@ -2317,6 +2386,7 @@
           </w:tcPr>
           <w:p>
             <w:pPr>
+              <w:keepNext w:val="false"/>
               <w:spacing w:after="40" w:before="0"/>
               <w:jc w:val="left"/>
             </w:pPr>
@@ -2351,6 +2421,7 @@
           </w:tcPr>
           <w:p>
             <w:pPr>
+              <w:keepNext w:val="false"/>
               <w:spacing w:after="40" w:before="0"/>
               <w:jc w:val="left"/>
             </w:pPr>
@@ -2383,6 +2454,7 @@
           </w:tcPr>
           <w:p>
             <w:pPr>
+              <w:keepNext w:val="false"/>
               <w:spacing w:after="40" w:before="0"/>
               <w:jc w:val="left"/>
             </w:pPr>
@@ -2415,6 +2487,7 @@
           </w:tcPr>
           <w:p>
             <w:pPr>
+              <w:keepNext w:val="false"/>
               <w:spacing w:after="40" w:before="0"/>
               <w:jc w:val="left"/>
             </w:pPr>
@@ -2447,6 +2520,7 @@
           </w:tcPr>
           <w:p>
             <w:pPr>
+              <w:keepNext w:val="false"/>
               <w:spacing w:after="40" w:before="0"/>
               <w:jc w:val="left"/>
             </w:pPr>
@@ -2585,7 +2659,7 @@
         </w:rPr>
         <w:t xml:space="preserve">© 2026 SeaVuria and ARES. This work is licensed under a </w:t>
       </w:r>
-      <w:hyperlink w:history="1" r:id="rIdjvzceo20crlufi9npv18u">
+      <w:hyperlink w:history="1" r:id="rIdwuu8g-kn0igwuf92fdyr8">
         <w:r>
           <w:rPr>
             <w:rFonts w:ascii="Arial" w:cs="Arial" w:eastAsia="Arial" w:hAnsi="Arial"/>
@@ -2605,7 +2679,7 @@
         </w:rPr>
         <w:t xml:space="preserve"> (</w:t>
       </w:r>
-      <w:hyperlink w:history="1" r:id="rIdpbsfuizko7ckuoqealt8h">
+      <w:hyperlink w:history="1" r:id="rIdnv76urorakgtipjffs-uu">
         <w:r>
           <w:rPr>
             <w:rFonts w:ascii="Arial" w:cs="Arial" w:eastAsia="Arial" w:hAnsi="Arial"/>
@@ -2625,7 +2699,7 @@
         </w:rPr>
         <w:t xml:space="preserve">). To view a copy of this license, visit </w:t>
       </w:r>
-      <w:hyperlink w:history="1" r:id="rIdajntne8qzgeazciaxjz8z">
+      <w:hyperlink w:history="1" r:id="rIdqpu5xatbv3pg55m2hvw_7">
         <w:r>
           <w:rPr>
             <w:rFonts w:ascii="Arial" w:cs="Arial" w:eastAsia="Arial" w:hAnsi="Arial"/>

--- a/data/outputs/v2/Maths/SS2.4_Surface_Area_and_Volume_of_Solids/Mathematics_Surface_Area_and_Volume_of_Solids_FinalExplanation.docx
+++ b/data/outputs/v2/Maths/SS2.4_Surface_Area_and_Volume_of_Solids/Mathematics_Surface_Area_and_Volume_of_Solids_FinalExplanation.docx
@@ -2659,7 +2659,7 @@
         </w:rPr>
         <w:t xml:space="preserve">© 2026 SeaVuria and ARES. This work is licensed under a </w:t>
       </w:r>
-      <w:hyperlink w:history="1" r:id="rIdwuu8g-kn0igwuf92fdyr8">
+      <w:hyperlink w:history="1" r:id="rIdzyviwe3ryx9nupxamsmhk">
         <w:r>
           <w:rPr>
             <w:rFonts w:ascii="Arial" w:cs="Arial" w:eastAsia="Arial" w:hAnsi="Arial"/>
@@ -2679,7 +2679,7 @@
         </w:rPr>
         <w:t xml:space="preserve"> (</w:t>
       </w:r>
-      <w:hyperlink w:history="1" r:id="rIdnv76urorakgtipjffs-uu">
+      <w:hyperlink w:history="1" r:id="rIdtntd7v0najzkqxysbdq__">
         <w:r>
           <w:rPr>
             <w:rFonts w:ascii="Arial" w:cs="Arial" w:eastAsia="Arial" w:hAnsi="Arial"/>
@@ -2699,7 +2699,7 @@
         </w:rPr>
         <w:t xml:space="preserve">). To view a copy of this license, visit </w:t>
       </w:r>
-      <w:hyperlink w:history="1" r:id="rIdqpu5xatbv3pg55m2hvw_7">
+      <w:hyperlink w:history="1" r:id="rId39qeift3hwe3w_knh_r6v">
         <w:r>
           <w:rPr>
             <w:rFonts w:ascii="Arial" w:cs="Arial" w:eastAsia="Arial" w:hAnsi="Arial"/>
